--- a/SG2_Units/SG2_Artefacts/SG2_Design.docx
+++ b/SG2_Units/SG2_Artefacts/SG2_Design.docx
@@ -5,16 +5,28 @@
     <w:p>
       <w:pPr>
         <w:pStyle w:val="Rubrik"/>
+      </w:pPr>
+      <w:r>
         <w:rPr>
           <w:lang w:val="en-GB"/>
         </w:rPr>
-      </w:pPr>
-      <w:r>
-        <w:rPr>
-          <w:lang w:val="en-GB"/>
-        </w:rPr>
         <w:t>Design Documentation</w:t>
       </w:r>
+    </w:p>
+    <w:p>
+      <w:pPr>
+        <w:pStyle w:val="Normal"/>
+        <w:jc w:val="center"/>
+      </w:pPr>
+      <w:hyperlink r:id="R0860c2f3c66242a3">
+        <w:r>
+          <w:rPr>
+            <w:rStyle w:val="Hyperlnk"/>
+            <w:lang w:val="en-GB"/>
+          </w:rPr>
+          <w:t>https://github.com/DanielJ0131/interactive-house</w:t>
+        </w:r>
+      </w:hyperlink>
     </w:p>
     <w:p>
       <w:pPr>
@@ -73,7 +85,7 @@
           <w:r>
             <w:fldChar w:fldCharType="separate"/>
           </w:r>
-          <w:hyperlink w:anchor="_Toc1231155887">
+          <w:hyperlink w:anchor="_Toc405607238">
             <w:r>
               <w:rPr>
                 <w:rStyle w:val="Hyperlnk"/>
@@ -87,7 +99,7 @@
               <w:fldChar w:fldCharType="begin"/>
             </w:r>
             <w:r>
-              <w:instrText xml:space="preserve">PAGEREF _Toc1231155887 \h</w:instrText>
+              <w:instrText xml:space="preserve">PAGEREF _Toc405607238 \h</w:instrText>
             </w:r>
             <w:r>
               <w:fldChar w:fldCharType="separate"/>
@@ -110,7 +122,7 @@
               <w:tab w:val="right" w:leader="dot" w:pos="9060"/>
             </w:tabs>
           </w:pPr>
-          <w:hyperlink w:anchor="_Toc2090744257">
+          <w:hyperlink w:anchor="_Toc663691662">
             <w:r>
               <w:rPr>
                 <w:rStyle w:val="Hyperlnk"/>
@@ -124,7 +136,7 @@
               <w:fldChar w:fldCharType="begin"/>
             </w:r>
             <w:r>
-              <w:instrText xml:space="preserve">PAGEREF _Toc2090744257 \h</w:instrText>
+              <w:instrText xml:space="preserve">PAGEREF _Toc663691662 \h</w:instrText>
             </w:r>
             <w:r>
               <w:fldChar w:fldCharType="separate"/>
@@ -147,11 +159,48 @@
               <w:tab w:val="right" w:leader="dot" w:pos="9060"/>
             </w:tabs>
           </w:pPr>
-          <w:hyperlink w:anchor="_Toc1324338707">
+          <w:hyperlink w:anchor="_Toc112762546">
             <w:r>
               <w:rPr>
                 <w:rStyle w:val="Hyperlnk"/>
               </w:rPr>
+              <w:t>Relation between Requirements, Design and Tests</w:t>
+            </w:r>
+            <w:r>
+              <w:tab/>
+            </w:r>
+            <w:r>
+              <w:fldChar w:fldCharType="begin"/>
+            </w:r>
+            <w:r>
+              <w:instrText xml:space="preserve">PAGEREF _Toc112762546 \h</w:instrText>
+            </w:r>
+            <w:r>
+              <w:fldChar w:fldCharType="separate"/>
+            </w:r>
+            <w:r>
+              <w:rPr>
+                <w:rStyle w:val="Hyperlnk"/>
+              </w:rPr>
+              <w:t>2</w:t>
+            </w:r>
+            <w:r>
+              <w:fldChar w:fldCharType="end"/>
+            </w:r>
+          </w:hyperlink>
+        </w:p>
+        <w:p>
+          <w:pPr>
+            <w:pStyle w:val="Innehll1"/>
+            <w:tabs>
+              <w:tab w:val="right" w:leader="dot" w:pos="9060"/>
+            </w:tabs>
+          </w:pPr>
+          <w:hyperlink w:anchor="_Toc624260479">
+            <w:r>
+              <w:rPr>
+                <w:rStyle w:val="Hyperlnk"/>
+              </w:rPr>
               <w:t>Design Item Descriptions</w:t>
             </w:r>
             <w:r>
@@ -161,7 +210,7 @@
               <w:fldChar w:fldCharType="begin"/>
             </w:r>
             <w:r>
-              <w:instrText xml:space="preserve">PAGEREF _Toc1324338707 \h</w:instrText>
+              <w:instrText xml:space="preserve">PAGEREF _Toc624260479 \h</w:instrText>
             </w:r>
             <w:r>
               <w:fldChar w:fldCharType="separate"/>
@@ -170,7 +219,7 @@
               <w:rPr>
                 <w:rStyle w:val="Hyperlnk"/>
               </w:rPr>
-              <w:t>2</w:t>
+              <w:t>3</w:t>
             </w:r>
             <w:r>
               <w:fldChar w:fldCharType="end"/>
@@ -184,7 +233,7 @@
               <w:tab w:val="right" w:leader="dot" w:pos="9060"/>
             </w:tabs>
           </w:pPr>
-          <w:hyperlink w:anchor="_Toc424650860">
+          <w:hyperlink w:anchor="_Toc1235860897">
             <w:r>
               <w:rPr>
                 <w:rStyle w:val="Hyperlnk"/>
@@ -198,7 +247,7 @@
               <w:fldChar w:fldCharType="begin"/>
             </w:r>
             <w:r>
-              <w:instrText xml:space="preserve">PAGEREF _Toc424650860 \h</w:instrText>
+              <w:instrText xml:space="preserve">PAGEREF _Toc1235860897 \h</w:instrText>
             </w:r>
             <w:r>
               <w:fldChar w:fldCharType="separate"/>
@@ -207,7 +256,7 @@
               <w:rPr>
                 <w:rStyle w:val="Hyperlnk"/>
               </w:rPr>
-              <w:t>3</w:t>
+              <w:t>4</w:t>
             </w:r>
             <w:r>
               <w:fldChar w:fldCharType="end"/>
@@ -221,7 +270,7 @@
               <w:tab w:val="right" w:leader="dot" w:pos="9060"/>
             </w:tabs>
           </w:pPr>
-          <w:hyperlink w:anchor="_Toc1514852000">
+          <w:hyperlink w:anchor="_Toc1888204937">
             <w:r>
               <w:rPr>
                 <w:rStyle w:val="Hyperlnk"/>
@@ -235,7 +284,7 @@
               <w:fldChar w:fldCharType="begin"/>
             </w:r>
             <w:r>
-              <w:instrText xml:space="preserve">PAGEREF _Toc1514852000 \h</w:instrText>
+              <w:instrText xml:space="preserve">PAGEREF _Toc1888204937 \h</w:instrText>
             </w:r>
             <w:r>
               <w:fldChar w:fldCharType="separate"/>
@@ -244,7 +293,7 @@
               <w:rPr>
                 <w:rStyle w:val="Hyperlnk"/>
               </w:rPr>
-              <w:t>3</w:t>
+              <w:t>4</w:t>
             </w:r>
             <w:r>
               <w:fldChar w:fldCharType="end"/>
@@ -258,7 +307,7 @@
               <w:tab w:val="right" w:leader="dot" w:pos="9060"/>
             </w:tabs>
           </w:pPr>
-          <w:hyperlink w:anchor="_Toc1046256113">
+          <w:hyperlink w:anchor="_Toc671957577">
             <w:r>
               <w:rPr>
                 <w:rStyle w:val="Hyperlnk"/>
@@ -272,7 +321,7 @@
               <w:fldChar w:fldCharType="begin"/>
             </w:r>
             <w:r>
-              <w:instrText xml:space="preserve">PAGEREF _Toc1046256113 \h</w:instrText>
+              <w:instrText xml:space="preserve">PAGEREF _Toc671957577 \h</w:instrText>
             </w:r>
             <w:r>
               <w:fldChar w:fldCharType="separate"/>
@@ -281,7 +330,7 @@
               <w:rPr>
                 <w:rStyle w:val="Hyperlnk"/>
               </w:rPr>
-              <w:t>3</w:t>
+              <w:t>4</w:t>
             </w:r>
             <w:r>
               <w:fldChar w:fldCharType="end"/>
@@ -295,7 +344,7 @@
               <w:tab w:val="right" w:leader="dot" w:pos="9060"/>
             </w:tabs>
           </w:pPr>
-          <w:hyperlink w:anchor="_Toc575887894">
+          <w:hyperlink w:anchor="_Toc1258140566">
             <w:r>
               <w:rPr>
                 <w:rStyle w:val="Hyperlnk"/>
@@ -309,7 +358,7 @@
               <w:fldChar w:fldCharType="begin"/>
             </w:r>
             <w:r>
-              <w:instrText xml:space="preserve">PAGEREF _Toc575887894 \h</w:instrText>
+              <w:instrText xml:space="preserve">PAGEREF _Toc1258140566 \h</w:instrText>
             </w:r>
             <w:r>
               <w:fldChar w:fldCharType="separate"/>
@@ -318,7 +367,7 @@
               <w:rPr>
                 <w:rStyle w:val="Hyperlnk"/>
               </w:rPr>
-              <w:t>3</w:t>
+              <w:t>4</w:t>
             </w:r>
             <w:r>
               <w:fldChar w:fldCharType="end"/>
@@ -332,7 +381,7 @@
               <w:tab w:val="right" w:leader="dot" w:pos="9060"/>
             </w:tabs>
           </w:pPr>
-          <w:hyperlink w:anchor="_Toc1664572877">
+          <w:hyperlink w:anchor="_Toc1437760012">
             <w:r>
               <w:rPr>
                 <w:rStyle w:val="Hyperlnk"/>
@@ -346,7 +395,7 @@
               <w:fldChar w:fldCharType="begin"/>
             </w:r>
             <w:r>
-              <w:instrText xml:space="preserve">PAGEREF _Toc1664572877 \h</w:instrText>
+              <w:instrText xml:space="preserve">PAGEREF _Toc1437760012 \h</w:instrText>
             </w:r>
             <w:r>
               <w:fldChar w:fldCharType="separate"/>
@@ -355,7 +404,7 @@
               <w:rPr>
                 <w:rStyle w:val="Hyperlnk"/>
               </w:rPr>
-              <w:t>4</w:t>
+              <w:t>5</w:t>
             </w:r>
             <w:r>
               <w:fldChar w:fldCharType="end"/>
@@ -369,7 +418,7 @@
               <w:tab w:val="right" w:leader="dot" w:pos="9060"/>
             </w:tabs>
           </w:pPr>
-          <w:hyperlink w:anchor="_Toc998518676">
+          <w:hyperlink w:anchor="_Toc1627974920">
             <w:r>
               <w:rPr>
                 <w:rStyle w:val="Hyperlnk"/>
@@ -383,7 +432,7 @@
               <w:fldChar w:fldCharType="begin"/>
             </w:r>
             <w:r>
-              <w:instrText xml:space="preserve">PAGEREF _Toc998518676 \h</w:instrText>
+              <w:instrText xml:space="preserve">PAGEREF _Toc1627974920 \h</w:instrText>
             </w:r>
             <w:r>
               <w:fldChar w:fldCharType="separate"/>
@@ -392,7 +441,7 @@
               <w:rPr>
                 <w:rStyle w:val="Hyperlnk"/>
               </w:rPr>
-              <w:t>5</w:t>
+              <w:t>6</w:t>
             </w:r>
             <w:r>
               <w:fldChar w:fldCharType="end"/>
@@ -406,7 +455,7 @@
               <w:tab w:val="right" w:leader="dot" w:pos="9060"/>
             </w:tabs>
           </w:pPr>
-          <w:hyperlink w:anchor="_Toc1226536632">
+          <w:hyperlink w:anchor="_Toc281936989">
             <w:r>
               <w:rPr>
                 <w:rStyle w:val="Hyperlnk"/>
@@ -420,7 +469,7 @@
               <w:fldChar w:fldCharType="begin"/>
             </w:r>
             <w:r>
-              <w:instrText xml:space="preserve">PAGEREF _Toc1226536632 \h</w:instrText>
+              <w:instrText xml:space="preserve">PAGEREF _Toc281936989 \h</w:instrText>
             </w:r>
             <w:r>
               <w:fldChar w:fldCharType="separate"/>
@@ -429,7 +478,7 @@
               <w:rPr>
                 <w:rStyle w:val="Hyperlnk"/>
               </w:rPr>
-              <w:t>5</w:t>
+              <w:t>6</w:t>
             </w:r>
             <w:r>
               <w:fldChar w:fldCharType="end"/>
@@ -443,7 +492,7 @@
               <w:tab w:val="right" w:leader="dot" w:pos="9060"/>
             </w:tabs>
           </w:pPr>
-          <w:hyperlink w:anchor="_Toc1712389704">
+          <w:hyperlink w:anchor="_Toc1265982020">
             <w:r>
               <w:rPr>
                 <w:rStyle w:val="Hyperlnk"/>
@@ -457,7 +506,7 @@
               <w:fldChar w:fldCharType="begin"/>
             </w:r>
             <w:r>
-              <w:instrText xml:space="preserve">PAGEREF _Toc1712389704 \h</w:instrText>
+              <w:instrText xml:space="preserve">PAGEREF _Toc1265982020 \h</w:instrText>
             </w:r>
             <w:r>
               <w:fldChar w:fldCharType="separate"/>
@@ -466,7 +515,7 @@
               <w:rPr>
                 <w:rStyle w:val="Hyperlnk"/>
               </w:rPr>
-              <w:t>6</w:t>
+              <w:t>7</w:t>
             </w:r>
             <w:r>
               <w:fldChar w:fldCharType="end"/>
@@ -480,7 +529,7 @@
               <w:tab w:val="right" w:leader="dot" w:pos="9060"/>
             </w:tabs>
           </w:pPr>
-          <w:hyperlink w:anchor="_Toc1190617513">
+          <w:hyperlink w:anchor="_Toc1378235616">
             <w:r>
               <w:rPr>
                 <w:rStyle w:val="Hyperlnk"/>
@@ -494,7 +543,7 @@
               <w:fldChar w:fldCharType="begin"/>
             </w:r>
             <w:r>
-              <w:instrText xml:space="preserve">PAGEREF _Toc1190617513 \h</w:instrText>
+              <w:instrText xml:space="preserve">PAGEREF _Toc1378235616 \h</w:instrText>
             </w:r>
             <w:r>
               <w:fldChar w:fldCharType="separate"/>
@@ -503,7 +552,7 @@
               <w:rPr>
                 <w:rStyle w:val="Hyperlnk"/>
               </w:rPr>
-              <w:t>6</w:t>
+              <w:t>7</w:t>
             </w:r>
             <w:r>
               <w:fldChar w:fldCharType="end"/>
@@ -517,7 +566,7 @@
               <w:tab w:val="right" w:leader="dot" w:pos="9060"/>
             </w:tabs>
           </w:pPr>
-          <w:hyperlink w:anchor="_Toc533836436">
+          <w:hyperlink w:anchor="_Toc367834393">
             <w:r>
               <w:rPr>
                 <w:rStyle w:val="Hyperlnk"/>
@@ -531,7 +580,7 @@
               <w:fldChar w:fldCharType="begin"/>
             </w:r>
             <w:r>
-              <w:instrText xml:space="preserve">PAGEREF _Toc533836436 \h</w:instrText>
+              <w:instrText xml:space="preserve">PAGEREF _Toc367834393 \h</w:instrText>
             </w:r>
             <w:r>
               <w:fldChar w:fldCharType="separate"/>
@@ -540,7 +589,7 @@
               <w:rPr>
                 <w:rStyle w:val="Hyperlnk"/>
               </w:rPr>
-              <w:t>7</w:t>
+              <w:t>8</w:t>
             </w:r>
             <w:r>
               <w:fldChar w:fldCharType="end"/>
@@ -554,7 +603,7 @@
               <w:tab w:val="right" w:leader="dot" w:pos="9060"/>
             </w:tabs>
           </w:pPr>
-          <w:hyperlink w:anchor="_Toc376452037">
+          <w:hyperlink w:anchor="_Toc1700213481">
             <w:r>
               <w:rPr>
                 <w:rStyle w:val="Hyperlnk"/>
@@ -568,7 +617,7 @@
               <w:fldChar w:fldCharType="begin"/>
             </w:r>
             <w:r>
-              <w:instrText xml:space="preserve">PAGEREF _Toc376452037 \h</w:instrText>
+              <w:instrText xml:space="preserve">PAGEREF _Toc1700213481 \h</w:instrText>
             </w:r>
             <w:r>
               <w:fldChar w:fldCharType="separate"/>
@@ -577,7 +626,7 @@
               <w:rPr>
                 <w:rStyle w:val="Hyperlnk"/>
               </w:rPr>
-              <w:t>7</w:t>
+              <w:t>8</w:t>
             </w:r>
             <w:r>
               <w:fldChar w:fldCharType="end"/>
@@ -591,7 +640,7 @@
               <w:tab w:val="right" w:leader="dot" w:pos="9060"/>
             </w:tabs>
           </w:pPr>
-          <w:hyperlink w:anchor="_Toc348862153">
+          <w:hyperlink w:anchor="_Toc440856988">
             <w:r>
               <w:rPr>
                 <w:rStyle w:val="Hyperlnk"/>
@@ -605,7 +654,7 @@
               <w:fldChar w:fldCharType="begin"/>
             </w:r>
             <w:r>
-              <w:instrText xml:space="preserve">PAGEREF _Toc348862153 \h</w:instrText>
+              <w:instrText xml:space="preserve">PAGEREF _Toc440856988 \h</w:instrText>
             </w:r>
             <w:r>
               <w:fldChar w:fldCharType="separate"/>
@@ -614,7 +663,7 @@
               <w:rPr>
                 <w:rStyle w:val="Hyperlnk"/>
               </w:rPr>
-              <w:t>8</w:t>
+              <w:t>9</w:t>
             </w:r>
             <w:r>
               <w:fldChar w:fldCharType="end"/>
@@ -628,7 +677,7 @@
               <w:tab w:val="right" w:leader="dot" w:pos="9060"/>
             </w:tabs>
           </w:pPr>
-          <w:hyperlink w:anchor="_Toc190377117">
+          <w:hyperlink w:anchor="_Toc61231512">
             <w:r>
               <w:rPr>
                 <w:rStyle w:val="Hyperlnk"/>
@@ -642,7 +691,7 @@
               <w:fldChar w:fldCharType="begin"/>
             </w:r>
             <w:r>
-              <w:instrText xml:space="preserve">PAGEREF _Toc190377117 \h</w:instrText>
+              <w:instrText xml:space="preserve">PAGEREF _Toc61231512 \h</w:instrText>
             </w:r>
             <w:r>
               <w:fldChar w:fldCharType="separate"/>
@@ -651,7 +700,7 @@
               <w:rPr>
                 <w:rStyle w:val="Hyperlnk"/>
               </w:rPr>
-              <w:t>9</w:t>
+              <w:t>10</w:t>
             </w:r>
             <w:r>
               <w:fldChar w:fldCharType="end"/>
@@ -665,7 +714,7 @@
               <w:tab w:val="right" w:leader="dot" w:pos="9060"/>
             </w:tabs>
           </w:pPr>
-          <w:hyperlink w:anchor="_Toc184909222">
+          <w:hyperlink w:anchor="_Toc679256046">
             <w:r>
               <w:rPr>
                 <w:rStyle w:val="Hyperlnk"/>
@@ -679,7 +728,7 @@
               <w:fldChar w:fldCharType="begin"/>
             </w:r>
             <w:r>
-              <w:instrText xml:space="preserve">PAGEREF _Toc184909222 \h</w:instrText>
+              <w:instrText xml:space="preserve">PAGEREF _Toc679256046 \h</w:instrText>
             </w:r>
             <w:r>
               <w:fldChar w:fldCharType="separate"/>
@@ -688,7 +737,7 @@
               <w:rPr>
                 <w:rStyle w:val="Hyperlnk"/>
               </w:rPr>
-              <w:t>9</w:t>
+              <w:t>10</w:t>
             </w:r>
             <w:r>
               <w:fldChar w:fldCharType="end"/>
@@ -702,7 +751,7 @@
               <w:tab w:val="right" w:leader="dot" w:pos="9060"/>
             </w:tabs>
           </w:pPr>
-          <w:hyperlink w:anchor="_Toc922529491">
+          <w:hyperlink w:anchor="_Toc1130172002">
             <w:r>
               <w:rPr>
                 <w:rStyle w:val="Hyperlnk"/>
@@ -716,7 +765,7 @@
               <w:fldChar w:fldCharType="begin"/>
             </w:r>
             <w:r>
-              <w:instrText xml:space="preserve">PAGEREF _Toc922529491 \h</w:instrText>
+              <w:instrText xml:space="preserve">PAGEREF _Toc1130172002 \h</w:instrText>
             </w:r>
             <w:r>
               <w:fldChar w:fldCharType="separate"/>
@@ -725,7 +774,7 @@
               <w:rPr>
                 <w:rStyle w:val="Hyperlnk"/>
               </w:rPr>
-              <w:t>10</w:t>
+              <w:t>11</w:t>
             </w:r>
             <w:r>
               <w:fldChar w:fldCharType="end"/>
@@ -739,7 +788,7 @@
               <w:tab w:val="right" w:leader="dot" w:pos="9060"/>
             </w:tabs>
           </w:pPr>
-          <w:hyperlink w:anchor="_Toc581929805">
+          <w:hyperlink w:anchor="_Toc497612910">
             <w:r>
               <w:rPr>
                 <w:rStyle w:val="Hyperlnk"/>
@@ -753,7 +802,7 @@
               <w:fldChar w:fldCharType="begin"/>
             </w:r>
             <w:r>
-              <w:instrText xml:space="preserve">PAGEREF _Toc581929805 \h</w:instrText>
+              <w:instrText xml:space="preserve">PAGEREF _Toc497612910 \h</w:instrText>
             </w:r>
             <w:r>
               <w:fldChar w:fldCharType="separate"/>
@@ -762,7 +811,7 @@
               <w:rPr>
                 <w:rStyle w:val="Hyperlnk"/>
               </w:rPr>
-              <w:t>12</w:t>
+              <w:t>13</w:t>
             </w:r>
             <w:r>
               <w:fldChar w:fldCharType="end"/>
@@ -776,7 +825,7 @@
               <w:tab w:val="right" w:leader="dot" w:pos="9060"/>
             </w:tabs>
           </w:pPr>
-          <w:hyperlink w:anchor="_Toc1804110889">
+          <w:hyperlink w:anchor="_Toc373850283">
             <w:r>
               <w:rPr>
                 <w:rStyle w:val="Hyperlnk"/>
@@ -790,7 +839,7 @@
               <w:fldChar w:fldCharType="begin"/>
             </w:r>
             <w:r>
-              <w:instrText xml:space="preserve">PAGEREF _Toc1804110889 \h</w:instrText>
+              <w:instrText xml:space="preserve">PAGEREF _Toc373850283 \h</w:instrText>
             </w:r>
             <w:r>
               <w:fldChar w:fldCharType="separate"/>
@@ -799,7 +848,7 @@
               <w:rPr>
                 <w:rStyle w:val="Hyperlnk"/>
               </w:rPr>
-              <w:t>13</w:t>
+              <w:t>14</w:t>
             </w:r>
             <w:r>
               <w:fldChar w:fldCharType="end"/>
@@ -813,7 +862,7 @@
               <w:tab w:val="right" w:leader="dot" w:pos="9060"/>
             </w:tabs>
           </w:pPr>
-          <w:hyperlink w:anchor="_Toc1211413265">
+          <w:hyperlink w:anchor="_Toc562215026">
             <w:r>
               <w:rPr>
                 <w:rStyle w:val="Hyperlnk"/>
@@ -827,7 +876,7 @@
               <w:fldChar w:fldCharType="begin"/>
             </w:r>
             <w:r>
-              <w:instrText xml:space="preserve">PAGEREF _Toc1211413265 \h</w:instrText>
+              <w:instrText xml:space="preserve">PAGEREF _Toc562215026 \h</w:instrText>
             </w:r>
             <w:r>
               <w:fldChar w:fldCharType="separate"/>
@@ -836,7 +885,7 @@
               <w:rPr>
                 <w:rStyle w:val="Hyperlnk"/>
               </w:rPr>
-              <w:t>14</w:t>
+              <w:t>15</w:t>
             </w:r>
             <w:r>
               <w:fldChar w:fldCharType="end"/>
@@ -850,7 +899,7 @@
               <w:tab w:val="right" w:leader="dot" w:pos="9060"/>
             </w:tabs>
           </w:pPr>
-          <w:hyperlink w:anchor="_Toc875506990">
+          <w:hyperlink w:anchor="_Toc1463619597">
             <w:r>
               <w:rPr>
                 <w:rStyle w:val="Hyperlnk"/>
@@ -864,7 +913,7 @@
               <w:fldChar w:fldCharType="begin"/>
             </w:r>
             <w:r>
-              <w:instrText xml:space="preserve">PAGEREF _Toc875506990 \h</w:instrText>
+              <w:instrText xml:space="preserve">PAGEREF _Toc1463619597 \h</w:instrText>
             </w:r>
             <w:r>
               <w:fldChar w:fldCharType="separate"/>
@@ -873,7 +922,7 @@
               <w:rPr>
                 <w:rStyle w:val="Hyperlnk"/>
               </w:rPr>
-              <w:t>14</w:t>
+              <w:t>15</w:t>
             </w:r>
             <w:r>
               <w:fldChar w:fldCharType="end"/>
@@ -887,7 +936,7 @@
               <w:tab w:val="right" w:leader="dot" w:pos="9060"/>
             </w:tabs>
           </w:pPr>
-          <w:hyperlink w:anchor="_Toc1785644680">
+          <w:hyperlink w:anchor="_Toc114348062">
             <w:r>
               <w:rPr>
                 <w:rStyle w:val="Hyperlnk"/>
@@ -901,7 +950,7 @@
               <w:fldChar w:fldCharType="begin"/>
             </w:r>
             <w:r>
-              <w:instrText xml:space="preserve">PAGEREF _Toc1785644680 \h</w:instrText>
+              <w:instrText xml:space="preserve">PAGEREF _Toc114348062 \h</w:instrText>
             </w:r>
             <w:r>
               <w:fldChar w:fldCharType="separate"/>
@@ -910,7 +959,7 @@
               <w:rPr>
                 <w:rStyle w:val="Hyperlnk"/>
               </w:rPr>
-              <w:t>14</w:t>
+              <w:t>15</w:t>
             </w:r>
             <w:r>
               <w:fldChar w:fldCharType="end"/>
@@ -924,7 +973,7 @@
               <w:tab w:val="right" w:leader="dot" w:pos="9060"/>
             </w:tabs>
           </w:pPr>
-          <w:hyperlink w:anchor="_Toc1269043687">
+          <w:hyperlink w:anchor="_Toc855259729">
             <w:r>
               <w:rPr>
                 <w:rStyle w:val="Hyperlnk"/>
@@ -938,7 +987,7 @@
               <w:fldChar w:fldCharType="begin"/>
             </w:r>
             <w:r>
-              <w:instrText xml:space="preserve">PAGEREF _Toc1269043687 \h</w:instrText>
+              <w:instrText xml:space="preserve">PAGEREF _Toc855259729 \h</w:instrText>
             </w:r>
             <w:r>
               <w:fldChar w:fldCharType="separate"/>
@@ -947,7 +996,7 @@
               <w:rPr>
                 <w:rStyle w:val="Hyperlnk"/>
               </w:rPr>
-              <w:t>15</w:t>
+              <w:t>16</w:t>
             </w:r>
             <w:r>
               <w:fldChar w:fldCharType="end"/>
@@ -961,7 +1010,7 @@
               <w:tab w:val="right" w:leader="dot" w:pos="9060"/>
             </w:tabs>
           </w:pPr>
-          <w:hyperlink w:anchor="_Toc576510662">
+          <w:hyperlink w:anchor="_Toc1954605163">
             <w:r>
               <w:rPr>
                 <w:rStyle w:val="Hyperlnk"/>
@@ -975,7 +1024,7 @@
               <w:fldChar w:fldCharType="begin"/>
             </w:r>
             <w:r>
-              <w:instrText xml:space="preserve">PAGEREF _Toc576510662 \h</w:instrText>
+              <w:instrText xml:space="preserve">PAGEREF _Toc1954605163 \h</w:instrText>
             </w:r>
             <w:r>
               <w:fldChar w:fldCharType="separate"/>
@@ -984,7 +1033,7 @@
               <w:rPr>
                 <w:rStyle w:val="Hyperlnk"/>
               </w:rPr>
-              <w:t>15</w:t>
+              <w:t>16</w:t>
             </w:r>
             <w:r>
               <w:fldChar w:fldCharType="end"/>
@@ -998,7 +1047,7 @@
               <w:tab w:val="right" w:leader="dot" w:pos="9060"/>
             </w:tabs>
           </w:pPr>
-          <w:hyperlink w:anchor="_Toc838943816">
+          <w:hyperlink w:anchor="_Toc787816159">
             <w:r>
               <w:rPr>
                 <w:rStyle w:val="Hyperlnk"/>
@@ -1012,7 +1061,7 @@
               <w:fldChar w:fldCharType="begin"/>
             </w:r>
             <w:r>
-              <w:instrText xml:space="preserve">PAGEREF _Toc838943816 \h</w:instrText>
+              <w:instrText xml:space="preserve">PAGEREF _Toc787816159 \h</w:instrText>
             </w:r>
             <w:r>
               <w:fldChar w:fldCharType="separate"/>
@@ -1021,7 +1070,7 @@
               <w:rPr>
                 <w:rStyle w:val="Hyperlnk"/>
               </w:rPr>
-              <w:t>16</w:t>
+              <w:t>17</w:t>
             </w:r>
             <w:r>
               <w:fldChar w:fldCharType="end"/>
@@ -1035,7 +1084,7 @@
               <w:tab w:val="right" w:leader="dot" w:pos="9060"/>
             </w:tabs>
           </w:pPr>
-          <w:hyperlink w:anchor="_Toc932046292">
+          <w:hyperlink w:anchor="_Toc531205276">
             <w:r>
               <w:rPr>
                 <w:rStyle w:val="Hyperlnk"/>
@@ -1049,7 +1098,7 @@
               <w:fldChar w:fldCharType="begin"/>
             </w:r>
             <w:r>
-              <w:instrText xml:space="preserve">PAGEREF _Toc932046292 \h</w:instrText>
+              <w:instrText xml:space="preserve">PAGEREF _Toc531205276 \h</w:instrText>
             </w:r>
             <w:r>
               <w:fldChar w:fldCharType="separate"/>
@@ -1058,7 +1107,7 @@
               <w:rPr>
                 <w:rStyle w:val="Hyperlnk"/>
               </w:rPr>
-              <w:t>16</w:t>
+              <w:t>17</w:t>
             </w:r>
             <w:r>
               <w:fldChar w:fldCharType="end"/>
@@ -1072,7 +1121,7 @@
               <w:tab w:val="right" w:leader="dot" w:pos="9060"/>
             </w:tabs>
           </w:pPr>
-          <w:hyperlink w:anchor="_Toc917821223">
+          <w:hyperlink w:anchor="_Toc1502454503">
             <w:r>
               <w:rPr>
                 <w:rStyle w:val="Hyperlnk"/>
@@ -1086,7 +1135,7 @@
               <w:fldChar w:fldCharType="begin"/>
             </w:r>
             <w:r>
-              <w:instrText xml:space="preserve">PAGEREF _Toc917821223 \h</w:instrText>
+              <w:instrText xml:space="preserve">PAGEREF _Toc1502454503 \h</w:instrText>
             </w:r>
             <w:r>
               <w:fldChar w:fldCharType="separate"/>
@@ -1095,7 +1144,7 @@
               <w:rPr>
                 <w:rStyle w:val="Hyperlnk"/>
               </w:rPr>
-              <w:t>17</w:t>
+              <w:t>18</w:t>
             </w:r>
             <w:r>
               <w:fldChar w:fldCharType="end"/>
@@ -1109,7 +1158,7 @@
               <w:tab w:val="right" w:leader="dot" w:pos="9060"/>
             </w:tabs>
           </w:pPr>
-          <w:hyperlink w:anchor="_Toc540393740">
+          <w:hyperlink w:anchor="_Toc1026989065">
             <w:r>
               <w:rPr>
                 <w:rStyle w:val="Hyperlnk"/>
@@ -1123,7 +1172,7 @@
               <w:fldChar w:fldCharType="begin"/>
             </w:r>
             <w:r>
-              <w:instrText xml:space="preserve">PAGEREF _Toc540393740 \h</w:instrText>
+              <w:instrText xml:space="preserve">PAGEREF _Toc1026989065 \h</w:instrText>
             </w:r>
             <w:r>
               <w:fldChar w:fldCharType="separate"/>
@@ -1132,7 +1181,7 @@
               <w:rPr>
                 <w:rStyle w:val="Hyperlnk"/>
               </w:rPr>
-              <w:t>17</w:t>
+              <w:t>18</w:t>
             </w:r>
             <w:r>
               <w:fldChar w:fldCharType="end"/>
@@ -1146,7 +1195,7 @@
               <w:tab w:val="right" w:leader="dot" w:pos="9060"/>
             </w:tabs>
           </w:pPr>
-          <w:hyperlink w:anchor="_Toc208527453">
+          <w:hyperlink w:anchor="_Toc195385159">
             <w:r>
               <w:rPr>
                 <w:rStyle w:val="Hyperlnk"/>
@@ -1160,7 +1209,7 @@
               <w:fldChar w:fldCharType="begin"/>
             </w:r>
             <w:r>
-              <w:instrText xml:space="preserve">PAGEREF _Toc208527453 \h</w:instrText>
+              <w:instrText xml:space="preserve">PAGEREF _Toc195385159 \h</w:instrText>
             </w:r>
             <w:r>
               <w:fldChar w:fldCharType="separate"/>
@@ -1169,7 +1218,7 @@
               <w:rPr>
                 <w:rStyle w:val="Hyperlnk"/>
               </w:rPr>
-              <w:t>17</w:t>
+              <w:t>18</w:t>
             </w:r>
             <w:r>
               <w:fldChar w:fldCharType="end"/>
@@ -1183,7 +1232,7 @@
               <w:tab w:val="right" w:leader="dot" w:pos="9060"/>
             </w:tabs>
           </w:pPr>
-          <w:hyperlink w:anchor="_Toc1019363851">
+          <w:hyperlink w:anchor="_Toc1206771025">
             <w:r>
               <w:rPr>
                 <w:rStyle w:val="Hyperlnk"/>
@@ -1197,7 +1246,7 @@
               <w:fldChar w:fldCharType="begin"/>
             </w:r>
             <w:r>
-              <w:instrText xml:space="preserve">PAGEREF _Toc1019363851 \h</w:instrText>
+              <w:instrText xml:space="preserve">PAGEREF _Toc1206771025 \h</w:instrText>
             </w:r>
             <w:r>
               <w:fldChar w:fldCharType="separate"/>
@@ -1206,7 +1255,7 @@
               <w:rPr>
                 <w:rStyle w:val="Hyperlnk"/>
               </w:rPr>
-              <w:t>18</w:t>
+              <w:t>19</w:t>
             </w:r>
             <w:r>
               <w:fldChar w:fldCharType="end"/>
@@ -1220,7 +1269,7 @@
               <w:tab w:val="right" w:leader="dot" w:pos="9060"/>
             </w:tabs>
           </w:pPr>
-          <w:hyperlink w:anchor="_Toc228092747">
+          <w:hyperlink w:anchor="_Toc807389346">
             <w:r>
               <w:rPr>
                 <w:rStyle w:val="Hyperlnk"/>
@@ -1234,7 +1283,7 @@
               <w:fldChar w:fldCharType="begin"/>
             </w:r>
             <w:r>
-              <w:instrText xml:space="preserve">PAGEREF _Toc228092747 \h</w:instrText>
+              <w:instrText xml:space="preserve">PAGEREF _Toc807389346 \h</w:instrText>
             </w:r>
             <w:r>
               <w:fldChar w:fldCharType="separate"/>
@@ -1243,7 +1292,7 @@
               <w:rPr>
                 <w:rStyle w:val="Hyperlnk"/>
               </w:rPr>
-              <w:t>18</w:t>
+              <w:t>19</w:t>
             </w:r>
             <w:r>
               <w:fldChar w:fldCharType="end"/>
@@ -1257,7 +1306,7 @@
               <w:tab w:val="right" w:leader="dot" w:pos="9060"/>
             </w:tabs>
           </w:pPr>
-          <w:hyperlink w:anchor="_Toc1203520974">
+          <w:hyperlink w:anchor="_Toc1535799744">
             <w:r>
               <w:rPr>
                 <w:rStyle w:val="Hyperlnk"/>
@@ -1271,7 +1320,7 @@
               <w:fldChar w:fldCharType="begin"/>
             </w:r>
             <w:r>
-              <w:instrText xml:space="preserve">PAGEREF _Toc1203520974 \h</w:instrText>
+              <w:instrText xml:space="preserve">PAGEREF _Toc1535799744 \h</w:instrText>
             </w:r>
             <w:r>
               <w:fldChar w:fldCharType="separate"/>
@@ -1280,7 +1329,7 @@
               <w:rPr>
                 <w:rStyle w:val="Hyperlnk"/>
               </w:rPr>
-              <w:t>19</w:t>
+              <w:t>20</w:t>
             </w:r>
             <w:r>
               <w:fldChar w:fldCharType="end"/>
@@ -1294,7 +1343,7 @@
               <w:tab w:val="right" w:leader="dot" w:pos="9060"/>
             </w:tabs>
           </w:pPr>
-          <w:hyperlink w:anchor="_Toc418094537">
+          <w:hyperlink w:anchor="_Toc1058731756">
             <w:r>
               <w:rPr>
                 <w:rStyle w:val="Hyperlnk"/>
@@ -1308,7 +1357,7 @@
               <w:fldChar w:fldCharType="begin"/>
             </w:r>
             <w:r>
-              <w:instrText xml:space="preserve">PAGEREF _Toc418094537 \h</w:instrText>
+              <w:instrText xml:space="preserve">PAGEREF _Toc1058731756 \h</w:instrText>
             </w:r>
             <w:r>
               <w:fldChar w:fldCharType="separate"/>
@@ -1317,7 +1366,7 @@
               <w:rPr>
                 <w:rStyle w:val="Hyperlnk"/>
               </w:rPr>
-              <w:t>20</w:t>
+              <w:t>21</w:t>
             </w:r>
             <w:r>
               <w:fldChar w:fldCharType="end"/>
@@ -1331,7 +1380,7 @@
               <w:tab w:val="right" w:leader="dot" w:pos="9060"/>
             </w:tabs>
           </w:pPr>
-          <w:hyperlink w:anchor="_Toc748142092">
+          <w:hyperlink w:anchor="_Toc1351749214">
             <w:r>
               <w:rPr>
                 <w:rStyle w:val="Hyperlnk"/>
@@ -1345,7 +1394,7 @@
               <w:fldChar w:fldCharType="begin"/>
             </w:r>
             <w:r>
-              <w:instrText xml:space="preserve">PAGEREF _Toc748142092 \h</w:instrText>
+              <w:instrText xml:space="preserve">PAGEREF _Toc1351749214 \h</w:instrText>
             </w:r>
             <w:r>
               <w:fldChar w:fldCharType="separate"/>
@@ -1354,7 +1403,7 @@
               <w:rPr>
                 <w:rStyle w:val="Hyperlnk"/>
               </w:rPr>
-              <w:t>20</w:t>
+              <w:t>21</w:t>
             </w:r>
             <w:r>
               <w:fldChar w:fldCharType="end"/>
@@ -1368,7 +1417,7 @@
               <w:tab w:val="right" w:leader="dot" w:pos="9060"/>
             </w:tabs>
           </w:pPr>
-          <w:hyperlink w:anchor="_Toc862267906">
+          <w:hyperlink w:anchor="_Toc1851716957">
             <w:r>
               <w:rPr>
                 <w:rStyle w:val="Hyperlnk"/>
@@ -1382,7 +1431,7 @@
               <w:fldChar w:fldCharType="begin"/>
             </w:r>
             <w:r>
-              <w:instrText xml:space="preserve">PAGEREF _Toc862267906 \h</w:instrText>
+              <w:instrText xml:space="preserve">PAGEREF _Toc1851716957 \h</w:instrText>
             </w:r>
             <w:r>
               <w:fldChar w:fldCharType="separate"/>
@@ -1391,7 +1440,7 @@
               <w:rPr>
                 <w:rStyle w:val="Hyperlnk"/>
               </w:rPr>
-              <w:t>22</w:t>
+              <w:t>23</w:t>
             </w:r>
             <w:r>
               <w:fldChar w:fldCharType="end"/>
@@ -1405,7 +1454,7 @@
               <w:tab w:val="right" w:leader="dot" w:pos="9060"/>
             </w:tabs>
           </w:pPr>
-          <w:hyperlink w:anchor="_Toc929096088">
+          <w:hyperlink w:anchor="_Toc628887363">
             <w:r>
               <w:rPr>
                 <w:rStyle w:val="Hyperlnk"/>
@@ -1419,7 +1468,7 @@
               <w:fldChar w:fldCharType="begin"/>
             </w:r>
             <w:r>
-              <w:instrText xml:space="preserve">PAGEREF _Toc929096088 \h</w:instrText>
+              <w:instrText xml:space="preserve">PAGEREF _Toc628887363 \h</w:instrText>
             </w:r>
             <w:r>
               <w:fldChar w:fldCharType="separate"/>
@@ -1428,7 +1477,7 @@
               <w:rPr>
                 <w:rStyle w:val="Hyperlnk"/>
               </w:rPr>
-              <w:t>22</w:t>
+              <w:t>23</w:t>
             </w:r>
             <w:r>
               <w:fldChar w:fldCharType="end"/>
@@ -1442,7 +1491,7 @@
               <w:tab w:val="right" w:leader="dot" w:pos="9060"/>
             </w:tabs>
           </w:pPr>
-          <w:hyperlink w:anchor="_Toc1437239939">
+          <w:hyperlink w:anchor="_Toc1892723438">
             <w:r>
               <w:rPr>
                 <w:rStyle w:val="Hyperlnk"/>
@@ -1456,7 +1505,7 @@
               <w:fldChar w:fldCharType="begin"/>
             </w:r>
             <w:r>
-              <w:instrText xml:space="preserve">PAGEREF _Toc1437239939 \h</w:instrText>
+              <w:instrText xml:space="preserve">PAGEREF _Toc1892723438 \h</w:instrText>
             </w:r>
             <w:r>
               <w:fldChar w:fldCharType="separate"/>
@@ -1465,7 +1514,7 @@
               <w:rPr>
                 <w:rStyle w:val="Hyperlnk"/>
               </w:rPr>
-              <w:t>23</w:t>
+              <w:t>24</w:t>
             </w:r>
             <w:r>
               <w:fldChar w:fldCharType="end"/>
@@ -1479,7 +1528,7 @@
               <w:tab w:val="right" w:leader="dot" w:pos="9060"/>
             </w:tabs>
           </w:pPr>
-          <w:hyperlink w:anchor="_Toc1203579575">
+          <w:hyperlink w:anchor="_Toc640305085">
             <w:r>
               <w:rPr>
                 <w:rStyle w:val="Hyperlnk"/>
@@ -1493,7 +1542,7 @@
               <w:fldChar w:fldCharType="begin"/>
             </w:r>
             <w:r>
-              <w:instrText xml:space="preserve">PAGEREF _Toc1203579575 \h</w:instrText>
+              <w:instrText xml:space="preserve">PAGEREF _Toc640305085 \h</w:instrText>
             </w:r>
             <w:r>
               <w:fldChar w:fldCharType="separate"/>
@@ -1502,7 +1551,7 @@
               <w:rPr>
                 <w:rStyle w:val="Hyperlnk"/>
               </w:rPr>
-              <w:t>24</w:t>
+              <w:t>25</w:t>
             </w:r>
             <w:r>
               <w:fldChar w:fldCharType="end"/>
@@ -1516,7 +1565,7 @@
               <w:tab w:val="right" w:leader="dot" w:pos="9060"/>
             </w:tabs>
           </w:pPr>
-          <w:hyperlink w:anchor="_Toc666867081">
+          <w:hyperlink w:anchor="_Toc1347900491">
             <w:r>
               <w:rPr>
                 <w:rStyle w:val="Hyperlnk"/>
@@ -1530,7 +1579,7 @@
               <w:fldChar w:fldCharType="begin"/>
             </w:r>
             <w:r>
-              <w:instrText xml:space="preserve">PAGEREF _Toc666867081 \h</w:instrText>
+              <w:instrText xml:space="preserve">PAGEREF _Toc1347900491 \h</w:instrText>
             </w:r>
             <w:r>
               <w:fldChar w:fldCharType="separate"/>
@@ -1539,7 +1588,7 @@
               <w:rPr>
                 <w:rStyle w:val="Hyperlnk"/>
               </w:rPr>
-              <w:t>26</w:t>
+              <w:t>27</w:t>
             </w:r>
             <w:r>
               <w:fldChar w:fldCharType="end"/>
@@ -1553,7 +1602,7 @@
               <w:tab w:val="right" w:leader="dot" w:pos="9060"/>
             </w:tabs>
           </w:pPr>
-          <w:hyperlink w:anchor="_Toc1520096703">
+          <w:hyperlink w:anchor="_Toc2009316190">
             <w:r>
               <w:rPr>
                 <w:rStyle w:val="Hyperlnk"/>
@@ -1567,7 +1616,7 @@
               <w:fldChar w:fldCharType="begin"/>
             </w:r>
             <w:r>
-              <w:instrText xml:space="preserve">PAGEREF _Toc1520096703 \h</w:instrText>
+              <w:instrText xml:space="preserve">PAGEREF _Toc2009316190 \h</w:instrText>
             </w:r>
             <w:r>
               <w:fldChar w:fldCharType="separate"/>
@@ -1576,7 +1625,7 @@
               <w:rPr>
                 <w:rStyle w:val="Hyperlnk"/>
               </w:rPr>
-              <w:t>27</w:t>
+              <w:t>28</w:t>
             </w:r>
             <w:r>
               <w:fldChar w:fldCharType="end"/>
@@ -1590,7 +1639,7 @@
               <w:tab w:val="right" w:leader="dot" w:pos="9060"/>
             </w:tabs>
           </w:pPr>
-          <w:hyperlink w:anchor="_Toc1518243388">
+          <w:hyperlink w:anchor="_Toc344893589">
             <w:r>
               <w:rPr>
                 <w:rStyle w:val="Hyperlnk"/>
@@ -1604,7 +1653,7 @@
               <w:fldChar w:fldCharType="begin"/>
             </w:r>
             <w:r>
-              <w:instrText xml:space="preserve">PAGEREF _Toc1518243388 \h</w:instrText>
+              <w:instrText xml:space="preserve">PAGEREF _Toc344893589 \h</w:instrText>
             </w:r>
             <w:r>
               <w:fldChar w:fldCharType="separate"/>
@@ -1613,7 +1662,7 @@
               <w:rPr>
                 <w:rStyle w:val="Hyperlnk"/>
               </w:rPr>
-              <w:t>28</w:t>
+              <w:t>29</w:t>
             </w:r>
             <w:r>
               <w:fldChar w:fldCharType="end"/>
@@ -1627,7 +1676,7 @@
               <w:tab w:val="right" w:leader="dot" w:pos="9060"/>
             </w:tabs>
           </w:pPr>
-          <w:hyperlink w:anchor="_Toc1389262145">
+          <w:hyperlink w:anchor="_Toc94413231">
             <w:r>
               <w:rPr>
                 <w:rStyle w:val="Hyperlnk"/>
@@ -1641,7 +1690,7 @@
               <w:fldChar w:fldCharType="begin"/>
             </w:r>
             <w:r>
-              <w:instrText xml:space="preserve">PAGEREF _Toc1389262145 \h</w:instrText>
+              <w:instrText xml:space="preserve">PAGEREF _Toc94413231 \h</w:instrText>
             </w:r>
             <w:r>
               <w:fldChar w:fldCharType="separate"/>
@@ -1650,7 +1699,7 @@
               <w:rPr>
                 <w:rStyle w:val="Hyperlnk"/>
               </w:rPr>
-              <w:t>28</w:t>
+              <w:t>29</w:t>
             </w:r>
             <w:r>
               <w:fldChar w:fldCharType="end"/>
@@ -1664,7 +1713,7 @@
               <w:tab w:val="right" w:leader="dot" w:pos="9060"/>
             </w:tabs>
           </w:pPr>
-          <w:hyperlink w:anchor="_Toc101057964">
+          <w:hyperlink w:anchor="_Toc540402832">
             <w:r>
               <w:rPr>
                 <w:rStyle w:val="Hyperlnk"/>
@@ -1678,7 +1727,7 @@
               <w:fldChar w:fldCharType="begin"/>
             </w:r>
             <w:r>
-              <w:instrText xml:space="preserve">PAGEREF _Toc101057964 \h</w:instrText>
+              <w:instrText xml:space="preserve">PAGEREF _Toc540402832 \h</w:instrText>
             </w:r>
             <w:r>
               <w:fldChar w:fldCharType="separate"/>
@@ -1687,7 +1736,7 @@
               <w:rPr>
                 <w:rStyle w:val="Hyperlnk"/>
               </w:rPr>
-              <w:t>29</w:t>
+              <w:t>30</w:t>
             </w:r>
             <w:r>
               <w:fldChar w:fldCharType="end"/>
@@ -1701,7 +1750,7 @@
               <w:tab w:val="right" w:leader="dot" w:pos="9060"/>
             </w:tabs>
           </w:pPr>
-          <w:hyperlink w:anchor="_Toc1446946610">
+          <w:hyperlink w:anchor="_Toc1830783567">
             <w:r>
               <w:rPr>
                 <w:rStyle w:val="Hyperlnk"/>
@@ -1715,7 +1764,7 @@
               <w:fldChar w:fldCharType="begin"/>
             </w:r>
             <w:r>
-              <w:instrText xml:space="preserve">PAGEREF _Toc1446946610 \h</w:instrText>
+              <w:instrText xml:space="preserve">PAGEREF _Toc1830783567 \h</w:instrText>
             </w:r>
             <w:r>
               <w:fldChar w:fldCharType="separate"/>
@@ -1724,7 +1773,7 @@
               <w:rPr>
                 <w:rStyle w:val="Hyperlnk"/>
               </w:rPr>
-              <w:t>29</w:t>
+              <w:t>30</w:t>
             </w:r>
             <w:r>
               <w:fldChar w:fldCharType="end"/>
@@ -1738,7 +1787,7 @@
               <w:tab w:val="right" w:leader="dot" w:pos="9060"/>
             </w:tabs>
           </w:pPr>
-          <w:hyperlink w:anchor="_Toc458003886">
+          <w:hyperlink w:anchor="_Toc100406645">
             <w:r>
               <w:rPr>
                 <w:rStyle w:val="Hyperlnk"/>
@@ -1752,7 +1801,7 @@
               <w:fldChar w:fldCharType="begin"/>
             </w:r>
             <w:r>
-              <w:instrText xml:space="preserve">PAGEREF _Toc458003886 \h</w:instrText>
+              <w:instrText xml:space="preserve">PAGEREF _Toc100406645 \h</w:instrText>
             </w:r>
             <w:r>
               <w:fldChar w:fldCharType="separate"/>
@@ -1761,7 +1810,7 @@
               <w:rPr>
                 <w:rStyle w:val="Hyperlnk"/>
               </w:rPr>
-              <w:t>29</w:t>
+              <w:t>30</w:t>
             </w:r>
             <w:r>
               <w:fldChar w:fldCharType="end"/>
@@ -1775,7 +1824,7 @@
               <w:tab w:val="right" w:leader="dot" w:pos="9060"/>
             </w:tabs>
           </w:pPr>
-          <w:hyperlink w:anchor="_Toc301146777">
+          <w:hyperlink w:anchor="_Toc1087557340">
             <w:r>
               <w:rPr>
                 <w:rStyle w:val="Hyperlnk"/>
@@ -1789,7 +1838,7 @@
               <w:fldChar w:fldCharType="begin"/>
             </w:r>
             <w:r>
-              <w:instrText xml:space="preserve">PAGEREF _Toc301146777 \h</w:instrText>
+              <w:instrText xml:space="preserve">PAGEREF _Toc1087557340 \h</w:instrText>
             </w:r>
             <w:r>
               <w:fldChar w:fldCharType="separate"/>
@@ -1798,7 +1847,7 @@
               <w:rPr>
                 <w:rStyle w:val="Hyperlnk"/>
               </w:rPr>
-              <w:t>31</w:t>
+              <w:t>32</w:t>
             </w:r>
             <w:r>
               <w:fldChar w:fldCharType="end"/>
@@ -1844,14 +1893,14 @@
           <w:rFonts w:ascii="Arial Nova" w:hAnsi="Arial Nova" w:eastAsia="Arial Nova" w:cs="Arial Nova"/>
         </w:rPr>
       </w:pPr>
-      <w:bookmarkStart w:name="_Toc1231155887" w:id="1584703338"/>
+      <w:bookmarkStart w:name="_Toc405607238" w:id="507877315"/>
       <w:r>
         <w:rPr>
           <w:rFonts w:ascii="Arial Nova" w:hAnsi="Arial Nova" w:eastAsia="Arial Nova" w:cs="Arial Nova"/>
         </w:rPr>
         <w:t>Revision History</w:t>
       </w:r>
-      <w:bookmarkEnd w:id="1584703338"/>
+      <w:bookmarkEnd w:id="507877315"/>
     </w:p>
     <w:tbl>
       <w:tblPr>
@@ -2555,6 +2604,105 @@
           </w:p>
         </w:tc>
       </w:tr>
+      <w:tr>
+        <w:trPr>
+          <w:trHeight w:val="300"/>
+        </w:trPr>
+        <w:tc>
+          <w:tcPr>
+            <w:tcW w:w="2304" w:type="dxa"/>
+            <w:tcMar/>
+          </w:tcPr>
+          <w:p>
+            <w:pPr>
+              <w:pStyle w:val="Tabletext"/>
+            </w:pPr>
+            <w:r>
+              <w:rPr>
+                <w:rFonts w:ascii="Arial Nova" w:hAnsi="Arial Nova" w:eastAsia="Arial Nova" w:cs="Arial Nova"/>
+              </w:rPr>
+              <w:t>25/May/26</w:t>
+            </w:r>
+          </w:p>
+        </w:tc>
+        <w:tc>
+          <w:tcPr>
+            <w:tcW w:w="1152" w:type="dxa"/>
+            <w:tcMar/>
+          </w:tcPr>
+          <w:p>
+            <w:pPr>
+              <w:pStyle w:val="Tabletext"/>
+            </w:pPr>
+            <w:r>
+              <w:rPr>
+                <w:rFonts w:ascii="Arial Nova" w:hAnsi="Arial Nova" w:eastAsia="Arial Nova" w:cs="Arial Nova"/>
+              </w:rPr>
+              <w:t>1.5</w:t>
+            </w:r>
+          </w:p>
+        </w:tc>
+        <w:tc>
+          <w:tcPr>
+            <w:tcW w:w="3744" w:type="dxa"/>
+            <w:tcMar/>
+          </w:tcPr>
+          <w:p>
+            <w:pPr>
+              <w:pStyle w:val="Tabletext"/>
+            </w:pPr>
+            <w:r>
+              <w:rPr>
+                <w:rFonts w:ascii="Arial Nova" w:hAnsi="Arial Nova" w:eastAsia="Arial Nova" w:cs="Arial Nova"/>
+                <w:noProof w:val="0"/>
+                <w:lang w:val="en-US"/>
+              </w:rPr>
+              <w:t xml:space="preserve">Add </w:t>
+            </w:r>
+            <w:r>
+              <w:rPr>
+                <w:rFonts w:ascii="Arial Nova" w:hAnsi="Arial Nova" w:eastAsia="Arial Nova" w:cs="Arial Nova"/>
+                <w:noProof w:val="0"/>
+                <w:lang w:val="en-US"/>
+              </w:rPr>
+              <w:t>Github</w:t>
+            </w:r>
+            <w:r>
+              <w:rPr>
+                <w:rFonts w:ascii="Arial Nova" w:hAnsi="Arial Nova" w:eastAsia="Arial Nova" w:cs="Arial Nova"/>
+                <w:noProof w:val="0"/>
+                <w:lang w:val="en-US"/>
+              </w:rPr>
+              <w:t xml:space="preserve"> Link</w:t>
+            </w:r>
+            <w:r>
+              <w:rPr>
+                <w:rFonts w:ascii="Arial Nova" w:hAnsi="Arial Nova" w:eastAsia="Arial Nova" w:cs="Arial Nova"/>
+                <w:noProof w:val="0"/>
+                <w:lang w:val="en-US"/>
+              </w:rPr>
+              <w:t>, add Table for relation between requirements, design and tests.</w:t>
+            </w:r>
+          </w:p>
+        </w:tc>
+        <w:tc>
+          <w:tcPr>
+            <w:tcW w:w="2304" w:type="dxa"/>
+            <w:tcMar/>
+          </w:tcPr>
+          <w:p>
+            <w:pPr>
+              <w:pStyle w:val="Tabletext"/>
+            </w:pPr>
+            <w:r>
+              <w:rPr>
+                <w:rFonts w:ascii="Arial Nova" w:hAnsi="Arial Nova" w:eastAsia="Arial Nova" w:cs="Arial Nova"/>
+              </w:rPr>
+              <w:t>Daniel Jönsson</w:t>
+            </w:r>
+          </w:p>
+        </w:tc>
+      </w:tr>
     </w:tbl>
     <w:p>
       <w:pPr>
@@ -2572,7 +2720,7 @@
           <w:rFonts w:ascii="Arial Nova" w:hAnsi="Arial Nova" w:eastAsia="Arial Nova" w:cs="Arial Nova"/>
         </w:rPr>
       </w:pPr>
-      <w:bookmarkStart w:name="_Toc2090744257" w:id="1809284537"/>
+      <w:bookmarkStart w:name="_Toc663691662" w:id="1720695221"/>
       <w:r>
         <w:rPr>
           <w:rFonts w:ascii="Arial Nova" w:hAnsi="Arial Nova" w:eastAsia="Arial Nova" w:cs="Arial Nova"/>
@@ -2591,7 +2739,7 @@
         </w:rPr>
         <w:t>tem List</w:t>
       </w:r>
-      <w:bookmarkEnd w:id="1809284537"/>
+      <w:bookmarkEnd w:id="1720695221"/>
     </w:p>
     <w:tbl>
       <w:tblPr>
@@ -3183,13 +3331,760 @@
     <w:p>
       <w:pPr>
         <w:pStyle w:val="Rubrik1"/>
+        <w:keepNext w:val="1"/>
+        <w:keepLines w:val="1"/>
+        <w:widowControl w:val="0"/>
+        <w:spacing w:before="360" w:beforeAutospacing="off" w:after="80" w:afterAutospacing="off" w:line="276" w:lineRule="auto"/>
+        <w:ind w:left="0" w:right="0"/>
         <w:jc w:val="center"/>
         <w:rPr>
-          <w:rFonts w:ascii="Arial Nova" w:hAnsi="Arial Nova" w:eastAsia="Arial Nova" w:cs="Arial Nova"/>
-        </w:rPr>
-      </w:pPr>
-    </w:p>
-    <w:p>
+          <w:rFonts w:ascii="Arial" w:hAnsi="Arial" w:eastAsia="Arial" w:cs="Arial"/>
+          <w:b w:val="0"/>
+          <w:bCs w:val="0"/>
+          <w:i w:val="0"/>
+          <w:iCs w:val="0"/>
+          <w:noProof w:val="0"/>
+          <w:color w:val="auto"/>
+          <w:sz w:val="40"/>
+          <w:szCs w:val="40"/>
+          <w:lang w:val="sv-SE"/>
+        </w:rPr>
+      </w:pPr>
+      <w:bookmarkStart w:name="_Toc112762546" w:id="1425563068"/>
+      <w:r>
+        <w:rPr>
+          <w:rFonts w:ascii="Arial" w:hAnsi="Arial" w:eastAsia="Arial" w:cs="Arial"/>
+          <w:b w:val="0"/>
+          <w:bCs w:val="0"/>
+          <w:i w:val="0"/>
+          <w:iCs w:val="0"/>
+          <w:noProof w:val="0"/>
+          <w:color w:val="auto"/>
+          <w:sz w:val="40"/>
+          <w:szCs w:val="40"/>
+          <w:lang w:val="sv-SE"/>
+        </w:rPr>
+        <w:t>Relation between Requirements, Design and Tests</w:t>
+      </w:r>
+      <w:bookmarkEnd w:id="1425563068"/>
+    </w:p>
+    <w:tbl>
+      <w:tblPr>
+        <w:tblStyle w:val="Normaltabell"/>
+        <w:bidiVisual w:val="0"/>
+        <w:tblW w:w="0" w:type="auto"/>
+        <w:tblBorders>
+          <w:top w:val="single" w:sz="6"/>
+          <w:left w:val="single" w:sz="6"/>
+          <w:bottom w:val="single" w:sz="6"/>
+          <w:right w:val="single" w:sz="6"/>
+        </w:tblBorders>
+        <w:tblLook w:val="04A0" w:firstRow="1" w:lastRow="0" w:firstColumn="1" w:lastColumn="0" w:noHBand="0" w:noVBand="1"/>
+      </w:tblPr>
+      <w:tblGrid>
+        <w:gridCol w:w="2820"/>
+        <w:gridCol w:w="2070"/>
+        <w:gridCol w:w="4290"/>
+      </w:tblGrid>
+      <w:tr>
+        <w:trPr>
+          <w:trHeight w:val="540"/>
+        </w:trPr>
+        <w:tc>
+          <w:tcPr>
+            <w:tcW w:w="2820" w:type="dxa"/>
+            <w:tcBorders>
+              <w:top w:val="single" w:sz="12"/>
+              <w:left w:val="single" w:sz="12"/>
+              <w:bottom w:val="single" w:sz="12"/>
+              <w:right w:val="single" w:sz="12"/>
+            </w:tcBorders>
+            <w:shd w:val="clear" w:color="auto" w:fill="CCCCCC"/>
+            <w:tcMar>
+              <w:left w:w="60" w:type="dxa"/>
+              <w:right w:w="60" w:type="dxa"/>
+            </w:tcMar>
+            <w:vAlign w:val="center"/>
+          </w:tcPr>
+          <w:p>
+            <w:pPr>
+              <w:pStyle w:val="Sidfot"/>
+              <w:widowControl w:val="0"/>
+              <w:tabs>
+                <w:tab w:val="center" w:leader="none" w:pos="4320"/>
+                <w:tab w:val="right" w:leader="none" w:pos="8640"/>
+              </w:tabs>
+              <w:spacing w:before="120" w:after="120" w:line="240" w:lineRule="auto"/>
+              <w:rPr>
+                <w:rFonts w:ascii="Arial" w:hAnsi="Arial" w:eastAsia="Arial" w:cs="Arial"/>
+                <w:b w:val="0"/>
+                <w:bCs w:val="0"/>
+                <w:i w:val="0"/>
+                <w:iCs w:val="0"/>
+                <w:sz w:val="20"/>
+                <w:szCs w:val="20"/>
+                <w:lang w:val="sv-SE"/>
+              </w:rPr>
+            </w:pPr>
+            <w:r>
+              <w:rPr>
+                <w:rFonts w:ascii="Arial" w:hAnsi="Arial" w:eastAsia="Arial" w:cs="Arial"/>
+                <w:b w:val="1"/>
+                <w:bCs w:val="1"/>
+                <w:i w:val="0"/>
+                <w:iCs w:val="0"/>
+                <w:sz w:val="20"/>
+                <w:szCs w:val="20"/>
+                <w:lang w:val="en-US"/>
+              </w:rPr>
+              <w:t>Requirement Item</w:t>
+            </w:r>
+          </w:p>
+        </w:tc>
+        <w:tc>
+          <w:tcPr>
+            <w:tcW w:w="2070" w:type="dxa"/>
+            <w:tcBorders>
+              <w:top w:val="single" w:sz="12"/>
+              <w:left w:val="single" w:sz="12"/>
+              <w:bottom w:val="single" w:sz="12"/>
+              <w:right w:val="single" w:sz="12"/>
+            </w:tcBorders>
+            <w:shd w:val="clear" w:color="auto" w:fill="CCCCCC"/>
+            <w:tcMar>
+              <w:left w:w="60" w:type="dxa"/>
+              <w:right w:w="60" w:type="dxa"/>
+            </w:tcMar>
+            <w:vAlign w:val="center"/>
+          </w:tcPr>
+          <w:p>
+            <w:pPr>
+              <w:pStyle w:val="Sidfot"/>
+              <w:widowControl w:val="0"/>
+              <w:tabs>
+                <w:tab w:val="center" w:leader="none" w:pos="4320"/>
+                <w:tab w:val="right" w:leader="none" w:pos="8640"/>
+              </w:tabs>
+              <w:spacing w:before="120" w:after="120" w:line="240" w:lineRule="auto"/>
+              <w:jc w:val="center"/>
+              <w:rPr>
+                <w:rFonts w:ascii="Arial" w:hAnsi="Arial" w:eastAsia="Arial" w:cs="Arial"/>
+                <w:b w:val="0"/>
+                <w:bCs w:val="0"/>
+                <w:i w:val="0"/>
+                <w:iCs w:val="0"/>
+                <w:sz w:val="20"/>
+                <w:szCs w:val="20"/>
+                <w:lang w:val="sv-SE"/>
+              </w:rPr>
+            </w:pPr>
+            <w:r>
+              <w:rPr>
+                <w:rFonts w:ascii="Arial" w:hAnsi="Arial" w:eastAsia="Arial" w:cs="Arial"/>
+                <w:b w:val="1"/>
+                <w:bCs w:val="1"/>
+                <w:i w:val="0"/>
+                <w:iCs w:val="0"/>
+                <w:sz w:val="20"/>
+                <w:szCs w:val="20"/>
+                <w:lang w:val="en-US"/>
+              </w:rPr>
+              <w:t>Design Item</w:t>
+            </w:r>
+          </w:p>
+        </w:tc>
+        <w:tc>
+          <w:tcPr>
+            <w:tcW w:w="4290" w:type="dxa"/>
+            <w:tcBorders>
+              <w:top w:val="single" w:sz="12"/>
+              <w:left w:val="single" w:sz="12"/>
+              <w:bottom w:val="single" w:sz="12"/>
+              <w:right w:val="single" w:sz="12"/>
+            </w:tcBorders>
+            <w:shd w:val="clear" w:color="auto" w:fill="CCCCCC"/>
+            <w:tcMar>
+              <w:left w:w="60" w:type="dxa"/>
+              <w:right w:w="60" w:type="dxa"/>
+            </w:tcMar>
+            <w:vAlign w:val="center"/>
+          </w:tcPr>
+          <w:p>
+            <w:pPr>
+              <w:pStyle w:val="Sidfot"/>
+              <w:widowControl w:val="0"/>
+              <w:tabs>
+                <w:tab w:val="center" w:leader="none" w:pos="4320"/>
+                <w:tab w:val="right" w:leader="none" w:pos="8640"/>
+              </w:tabs>
+              <w:spacing w:before="0" w:beforeAutospacing="off" w:after="0" w:afterAutospacing="off" w:line="240" w:lineRule="auto"/>
+              <w:ind w:left="0" w:right="0"/>
+              <w:jc w:val="center"/>
+              <w:rPr>
+                <w:rFonts w:ascii="Arial" w:hAnsi="Arial" w:eastAsia="Arial" w:cs="Arial"/>
+                <w:b w:val="0"/>
+                <w:bCs w:val="0"/>
+                <w:i w:val="0"/>
+                <w:iCs w:val="0"/>
+                <w:sz w:val="20"/>
+                <w:szCs w:val="20"/>
+                <w:lang w:val="sv-SE"/>
+              </w:rPr>
+            </w:pPr>
+            <w:r>
+              <w:rPr>
+                <w:rFonts w:ascii="Arial" w:hAnsi="Arial" w:eastAsia="Arial" w:cs="Arial"/>
+                <w:b w:val="1"/>
+                <w:bCs w:val="1"/>
+                <w:i w:val="0"/>
+                <w:iCs w:val="0"/>
+                <w:sz w:val="20"/>
+                <w:szCs w:val="20"/>
+                <w:lang w:val="en-US"/>
+              </w:rPr>
+              <w:t>Corresponding Tests</w:t>
+            </w:r>
+          </w:p>
+        </w:tc>
+      </w:tr>
+      <w:tr>
+        <w:trPr>
+          <w:trHeight w:val="540"/>
+        </w:trPr>
+        <w:tc>
+          <w:tcPr>
+            <w:tcW w:w="2820" w:type="dxa"/>
+            <w:tcBorders>
+              <w:top w:val="single" w:sz="12"/>
+              <w:left w:val="single" w:sz="12"/>
+              <w:bottom w:val="single" w:sz="12"/>
+              <w:right w:val="single" w:sz="12"/>
+            </w:tcBorders>
+            <w:tcMar>
+              <w:left w:w="60" w:type="dxa"/>
+              <w:right w:w="60" w:type="dxa"/>
+            </w:tcMar>
+            <w:vAlign w:val="top"/>
+          </w:tcPr>
+          <w:p>
+            <w:pPr>
+              <w:widowControl w:val="0"/>
+              <w:tabs>
+                <w:tab w:val="right" w:leader="none" w:pos="3617"/>
+              </w:tabs>
+              <w:spacing w:before="120" w:after="120" w:line="240" w:lineRule="auto"/>
+              <w:rPr>
+                <w:rFonts w:ascii="Arial" w:hAnsi="Arial" w:eastAsia="Arial" w:cs="Arial"/>
+                <w:b w:val="0"/>
+                <w:bCs w:val="0"/>
+                <w:i w:val="0"/>
+                <w:iCs w:val="0"/>
+                <w:sz w:val="24"/>
+                <w:szCs w:val="24"/>
+                <w:lang w:val="sv-SE"/>
+              </w:rPr>
+            </w:pPr>
+            <w:r>
+              <w:rPr>
+                <w:rFonts w:ascii="Arial" w:hAnsi="Arial" w:eastAsia="Arial" w:cs="Arial"/>
+                <w:b w:val="0"/>
+                <w:bCs w:val="0"/>
+                <w:i w:val="0"/>
+                <w:iCs w:val="0"/>
+                <w:sz w:val="24"/>
+                <w:szCs w:val="24"/>
+                <w:lang w:val="en-US"/>
+              </w:rPr>
+              <w:t>R1 (General User Authentication), R19 (Web Authentication Integration), R8 (Basic Access Control), R23 (Web Route Protection).</w:t>
+            </w:r>
+          </w:p>
+        </w:tc>
+        <w:tc>
+          <w:tcPr>
+            <w:tcW w:w="2070" w:type="dxa"/>
+            <w:tcBorders>
+              <w:top w:val="single" w:sz="12"/>
+              <w:left w:val="single" w:sz="12"/>
+              <w:bottom w:val="single" w:sz="12"/>
+              <w:right w:val="single" w:sz="12"/>
+            </w:tcBorders>
+            <w:tcMar>
+              <w:left w:w="60" w:type="dxa"/>
+              <w:right w:w="60" w:type="dxa"/>
+            </w:tcMar>
+            <w:vAlign w:val="top"/>
+          </w:tcPr>
+          <w:p>
+            <w:pPr>
+              <w:pStyle w:val="Sidfot"/>
+              <w:widowControl w:val="0"/>
+              <w:tabs>
+                <w:tab w:val="center" w:leader="none" w:pos="4320"/>
+                <w:tab w:val="right" w:leader="none" w:pos="8640"/>
+              </w:tabs>
+              <w:spacing w:before="120" w:after="120" w:line="240" w:lineRule="auto"/>
+              <w:jc w:val="center"/>
+              <w:rPr>
+                <w:rFonts w:ascii="Arial" w:hAnsi="Arial" w:eastAsia="Arial" w:cs="Arial"/>
+                <w:b w:val="0"/>
+                <w:bCs w:val="0"/>
+                <w:i w:val="0"/>
+                <w:iCs w:val="0"/>
+                <w:sz w:val="24"/>
+                <w:szCs w:val="24"/>
+                <w:lang w:val="sv-SE"/>
+              </w:rPr>
+            </w:pPr>
+            <w:r>
+              <w:rPr>
+                <w:rFonts w:ascii="Arial" w:hAnsi="Arial" w:eastAsia="Arial" w:cs="Arial"/>
+                <w:b w:val="0"/>
+                <w:bCs w:val="0"/>
+                <w:i w:val="0"/>
+                <w:iCs w:val="0"/>
+                <w:sz w:val="24"/>
+                <w:szCs w:val="24"/>
+                <w:lang w:val="en-US"/>
+              </w:rPr>
+              <w:t xml:space="preserve">D2 (Web User Authentication), D5 (Mobile Login/Signup).  </w:t>
+            </w:r>
+          </w:p>
+        </w:tc>
+        <w:tc>
+          <w:tcPr>
+            <w:tcW w:w="4290" w:type="dxa"/>
+            <w:tcBorders>
+              <w:top w:val="single" w:sz="12"/>
+              <w:left w:val="single" w:sz="12"/>
+              <w:bottom w:val="single" w:sz="12"/>
+              <w:right w:val="single" w:sz="12"/>
+            </w:tcBorders>
+            <w:tcMar>
+              <w:left w:w="60" w:type="dxa"/>
+              <w:right w:w="60" w:type="dxa"/>
+            </w:tcMar>
+            <w:vAlign w:val="top"/>
+          </w:tcPr>
+          <w:p>
+            <w:pPr>
+              <w:pStyle w:val="Sidfot"/>
+              <w:widowControl w:val="0"/>
+              <w:tabs>
+                <w:tab w:val="center" w:leader="none" w:pos="4320"/>
+                <w:tab w:val="right" w:leader="none" w:pos="8640"/>
+              </w:tabs>
+              <w:spacing w:after="0" w:line="240" w:lineRule="auto"/>
+              <w:jc w:val="center"/>
+              <w:rPr>
+                <w:rFonts w:ascii="Arial" w:hAnsi="Arial" w:eastAsia="Arial" w:cs="Arial"/>
+                <w:b w:val="0"/>
+                <w:bCs w:val="0"/>
+                <w:i w:val="0"/>
+                <w:iCs w:val="0"/>
+                <w:sz w:val="20"/>
+                <w:szCs w:val="20"/>
+                <w:lang w:val="sv-SE"/>
+              </w:rPr>
+            </w:pPr>
+            <w:r>
+              <w:rPr>
+                <w:rFonts w:ascii="Arial" w:hAnsi="Arial" w:eastAsia="Arial" w:cs="Arial"/>
+                <w:b w:val="0"/>
+                <w:bCs w:val="0"/>
+                <w:i w:val="0"/>
+                <w:iCs w:val="0"/>
+                <w:sz w:val="20"/>
+                <w:szCs w:val="20"/>
+                <w:lang w:val="en-US"/>
+              </w:rPr>
+              <w:t>The Mobile and Web test plan covers signInWithEmailAndPassword functions, valid user identification, error codes, and onAuthStateChanged tracking. The Web test plan covers validation errors for missing fields, Firebase account creation, session cookies, and redirection to the /hub page.</w:t>
+            </w:r>
+          </w:p>
+        </w:tc>
+      </w:tr>
+      <w:tr>
+        <w:trPr>
+          <w:trHeight w:val="3120"/>
+        </w:trPr>
+        <w:tc>
+          <w:tcPr>
+            <w:tcW w:w="2820" w:type="dxa"/>
+            <w:tcBorders>
+              <w:top w:val="single" w:sz="12"/>
+              <w:left w:val="single" w:sz="12"/>
+              <w:bottom w:val="single" w:sz="12"/>
+              <w:right w:val="single" w:sz="12"/>
+            </w:tcBorders>
+            <w:tcMar>
+              <w:left w:w="60" w:type="dxa"/>
+              <w:right w:w="60" w:type="dxa"/>
+            </w:tcMar>
+            <w:vAlign w:val="top"/>
+          </w:tcPr>
+          <w:p>
+            <w:pPr>
+              <w:widowControl w:val="0"/>
+              <w:tabs>
+                <w:tab w:val="right" w:leader="none" w:pos="3617"/>
+              </w:tabs>
+              <w:spacing w:before="120" w:after="120" w:line="240" w:lineRule="auto"/>
+              <w:rPr>
+                <w:rFonts w:ascii="Arial" w:hAnsi="Arial" w:eastAsia="Arial" w:cs="Arial"/>
+                <w:b w:val="0"/>
+                <w:bCs w:val="0"/>
+                <w:i w:val="0"/>
+                <w:iCs w:val="0"/>
+                <w:sz w:val="24"/>
+                <w:szCs w:val="24"/>
+                <w:lang w:val="sv-SE"/>
+              </w:rPr>
+            </w:pPr>
+            <w:r>
+              <w:rPr>
+                <w:rFonts w:ascii="Arial" w:hAnsi="Arial" w:eastAsia="Arial" w:cs="Arial"/>
+                <w:b w:val="0"/>
+                <w:bCs w:val="0"/>
+                <w:i w:val="0"/>
+                <w:iCs w:val="0"/>
+                <w:sz w:val="24"/>
+                <w:szCs w:val="24"/>
+                <w:lang w:val="en-US"/>
+              </w:rPr>
+              <w:t>R3 (Display device list), R5 (Send control commands), R20 (Web Device Synchronization), R21 (Web Hub Control Panel).</w:t>
+            </w:r>
+          </w:p>
+        </w:tc>
+        <w:tc>
+          <w:tcPr>
+            <w:tcW w:w="2070" w:type="dxa"/>
+            <w:tcBorders>
+              <w:top w:val="single" w:sz="12"/>
+              <w:left w:val="single" w:sz="12"/>
+              <w:bottom w:val="single" w:sz="12"/>
+              <w:right w:val="single" w:sz="12"/>
+            </w:tcBorders>
+            <w:tcMar>
+              <w:left w:w="60" w:type="dxa"/>
+              <w:right w:w="60" w:type="dxa"/>
+            </w:tcMar>
+            <w:vAlign w:val="top"/>
+          </w:tcPr>
+          <w:p>
+            <w:pPr>
+              <w:pStyle w:val="Sidfot"/>
+              <w:widowControl w:val="0"/>
+              <w:tabs>
+                <w:tab w:val="center" w:leader="none" w:pos="4320"/>
+                <w:tab w:val="right" w:leader="none" w:pos="8640"/>
+              </w:tabs>
+              <w:spacing w:before="120" w:after="120" w:line="240" w:lineRule="auto"/>
+              <w:jc w:val="center"/>
+              <w:rPr>
+                <w:rFonts w:ascii="Arial" w:hAnsi="Arial" w:eastAsia="Arial" w:cs="Arial"/>
+                <w:b w:val="0"/>
+                <w:bCs w:val="0"/>
+                <w:i w:val="0"/>
+                <w:iCs w:val="0"/>
+                <w:sz w:val="20"/>
+                <w:szCs w:val="20"/>
+                <w:lang w:val="sv-SE"/>
+              </w:rPr>
+            </w:pPr>
+            <w:r>
+              <w:rPr>
+                <w:rFonts w:ascii="Arial" w:hAnsi="Arial" w:eastAsia="Arial" w:cs="Arial"/>
+                <w:b w:val="0"/>
+                <w:bCs w:val="0"/>
+                <w:i w:val="0"/>
+                <w:iCs w:val="0"/>
+                <w:sz w:val="20"/>
+                <w:szCs w:val="20"/>
+                <w:lang w:val="en-US"/>
+              </w:rPr>
+              <w:t>D3 (Web Device Management Interface), D4 (Web Hub Control Panel), D6 (Mobile Control Devices in Device Hub).</w:t>
+            </w:r>
+          </w:p>
+        </w:tc>
+        <w:tc>
+          <w:tcPr>
+            <w:tcW w:w="4290" w:type="dxa"/>
+            <w:tcBorders>
+              <w:top w:val="single" w:sz="12"/>
+              <w:left w:val="single" w:sz="12"/>
+              <w:bottom w:val="single" w:sz="12"/>
+              <w:right w:val="single" w:sz="12"/>
+            </w:tcBorders>
+            <w:tcMar>
+              <w:left w:w="60" w:type="dxa"/>
+              <w:right w:w="60" w:type="dxa"/>
+            </w:tcMar>
+            <w:vAlign w:val="top"/>
+          </w:tcPr>
+          <w:p>
+            <w:pPr>
+              <w:widowControl w:val="0"/>
+              <w:tabs>
+                <w:tab w:val="center" w:leader="none" w:pos="4320"/>
+                <w:tab w:val="right" w:leader="none" w:pos="8640"/>
+              </w:tabs>
+              <w:spacing w:line="240" w:lineRule="auto"/>
+              <w:jc w:val="center"/>
+              <w:rPr>
+                <w:rFonts w:ascii="Arial" w:hAnsi="Arial" w:eastAsia="Arial" w:cs="Arial"/>
+                <w:b w:val="0"/>
+                <w:bCs w:val="0"/>
+                <w:i w:val="0"/>
+                <w:iCs w:val="0"/>
+                <w:sz w:val="20"/>
+                <w:szCs w:val="20"/>
+                <w:lang w:val="sv-SE"/>
+              </w:rPr>
+            </w:pPr>
+          </w:p>
+          <w:p>
+            <w:pPr>
+              <w:pStyle w:val="Sidfot"/>
+              <w:widowControl w:val="0"/>
+              <w:tabs>
+                <w:tab w:val="center" w:leader="none" w:pos="4320"/>
+                <w:tab w:val="right" w:leader="none" w:pos="8640"/>
+              </w:tabs>
+              <w:spacing w:after="0" w:line="240" w:lineRule="auto"/>
+              <w:jc w:val="center"/>
+              <w:rPr>
+                <w:rFonts w:ascii="Arial" w:hAnsi="Arial" w:eastAsia="Arial" w:cs="Arial"/>
+                <w:b w:val="0"/>
+                <w:bCs w:val="0"/>
+                <w:i w:val="0"/>
+                <w:iCs w:val="0"/>
+                <w:sz w:val="20"/>
+                <w:szCs w:val="20"/>
+                <w:lang w:val="sv-SE"/>
+              </w:rPr>
+            </w:pPr>
+            <w:r>
+              <w:rPr>
+                <w:rFonts w:ascii="Arial" w:hAnsi="Arial" w:eastAsia="Arial" w:cs="Arial"/>
+                <w:b w:val="0"/>
+                <w:bCs w:val="0"/>
+                <w:i w:val="0"/>
+                <w:iCs w:val="0"/>
+                <w:sz w:val="20"/>
+                <w:szCs w:val="20"/>
+                <w:lang w:val="en-US"/>
+              </w:rPr>
+              <w:t>The Mobile and Web test plan uses Jest to mock Firestore onSnapshot listeners to verify the UI reflects database changes. It also verifies that toggling a UI switch sends the correct update command (like turning a light "off") to the database.</w:t>
+            </w:r>
+          </w:p>
+        </w:tc>
+      </w:tr>
+      <w:tr>
+        <w:trPr>
+          <w:trHeight w:val="540"/>
+        </w:trPr>
+        <w:tc>
+          <w:tcPr>
+            <w:tcW w:w="2820" w:type="dxa"/>
+            <w:tcBorders>
+              <w:top w:val="single" w:sz="12"/>
+              <w:left w:val="single" w:sz="12"/>
+              <w:bottom w:val="single" w:sz="12"/>
+              <w:right w:val="single" w:sz="12"/>
+            </w:tcBorders>
+            <w:tcMar>
+              <w:left w:w="60" w:type="dxa"/>
+              <w:right w:w="60" w:type="dxa"/>
+            </w:tcMar>
+            <w:vAlign w:val="top"/>
+          </w:tcPr>
+          <w:p>
+            <w:pPr>
+              <w:widowControl w:val="0"/>
+              <w:tabs>
+                <w:tab w:val="right" w:leader="none" w:pos="3617"/>
+              </w:tabs>
+              <w:spacing w:before="120" w:after="120" w:line="240" w:lineRule="auto"/>
+              <w:rPr>
+                <w:rFonts w:ascii="Arial" w:hAnsi="Arial" w:eastAsia="Arial" w:cs="Arial"/>
+                <w:b w:val="0"/>
+                <w:bCs w:val="0"/>
+                <w:i w:val="0"/>
+                <w:iCs w:val="0"/>
+                <w:sz w:val="24"/>
+                <w:szCs w:val="24"/>
+                <w:lang w:val="sv-SE"/>
+              </w:rPr>
+            </w:pPr>
+            <w:r>
+              <w:rPr>
+                <w:rFonts w:ascii="Arial" w:hAnsi="Arial" w:eastAsia="Arial" w:cs="Arial"/>
+                <w:b w:val="0"/>
+                <w:bCs w:val="0"/>
+                <w:i w:val="0"/>
+                <w:iCs w:val="0"/>
+                <w:sz w:val="24"/>
+                <w:szCs w:val="24"/>
+                <w:lang w:val="en-US"/>
+              </w:rPr>
+              <w:t>R2 (Connect to House Server), R7 (Handle connection loss), R22 (Web Connection State Handling).</w:t>
+            </w:r>
+          </w:p>
+        </w:tc>
+        <w:tc>
+          <w:tcPr>
+            <w:tcW w:w="2070" w:type="dxa"/>
+            <w:tcBorders>
+              <w:top w:val="single" w:sz="12"/>
+              <w:left w:val="single" w:sz="12"/>
+              <w:bottom w:val="single" w:sz="12"/>
+              <w:right w:val="single" w:sz="12"/>
+            </w:tcBorders>
+            <w:tcMar>
+              <w:left w:w="60" w:type="dxa"/>
+              <w:right w:w="60" w:type="dxa"/>
+            </w:tcMar>
+            <w:vAlign w:val="top"/>
+          </w:tcPr>
+          <w:p>
+            <w:pPr>
+              <w:pStyle w:val="Sidfot"/>
+              <w:widowControl w:val="0"/>
+              <w:tabs>
+                <w:tab w:val="center" w:leader="none" w:pos="4320"/>
+                <w:tab w:val="right" w:leader="none" w:pos="8640"/>
+              </w:tabs>
+              <w:spacing w:before="120" w:after="120" w:line="240" w:lineRule="auto"/>
+              <w:jc w:val="center"/>
+              <w:rPr>
+                <w:rFonts w:ascii="Arial" w:hAnsi="Arial" w:eastAsia="Arial" w:cs="Arial"/>
+                <w:b w:val="0"/>
+                <w:bCs w:val="0"/>
+                <w:i w:val="0"/>
+                <w:iCs w:val="0"/>
+                <w:sz w:val="20"/>
+                <w:szCs w:val="20"/>
+                <w:lang w:val="sv-SE"/>
+              </w:rPr>
+            </w:pPr>
+            <w:r>
+              <w:rPr>
+                <w:rFonts w:ascii="Arial" w:hAnsi="Arial" w:eastAsia="Arial" w:cs="Arial"/>
+                <w:b w:val="0"/>
+                <w:bCs w:val="0"/>
+                <w:i w:val="0"/>
+                <w:iCs w:val="0"/>
+                <w:sz w:val="20"/>
+                <w:szCs w:val="20"/>
+                <w:lang w:val="en-US"/>
+              </w:rPr>
+              <w:t xml:space="preserve">D7 (Mobile Database Connection).  </w:t>
+            </w:r>
+          </w:p>
+        </w:tc>
+        <w:tc>
+          <w:tcPr>
+            <w:tcW w:w="4290" w:type="dxa"/>
+            <w:tcBorders>
+              <w:top w:val="single" w:sz="12"/>
+              <w:left w:val="single" w:sz="12"/>
+              <w:bottom w:val="single" w:sz="12"/>
+              <w:right w:val="single" w:sz="12"/>
+            </w:tcBorders>
+            <w:tcMar>
+              <w:left w:w="60" w:type="dxa"/>
+              <w:right w:w="60" w:type="dxa"/>
+            </w:tcMar>
+            <w:vAlign w:val="top"/>
+          </w:tcPr>
+          <w:p>
+            <w:pPr>
+              <w:widowControl w:val="0"/>
+              <w:tabs>
+                <w:tab w:val="center" w:leader="none" w:pos="4320"/>
+                <w:tab w:val="right" w:leader="none" w:pos="8640"/>
+              </w:tabs>
+              <w:spacing w:line="240" w:lineRule="auto"/>
+              <w:jc w:val="center"/>
+              <w:rPr>
+                <w:rFonts w:ascii="Arial" w:hAnsi="Arial" w:eastAsia="Arial" w:cs="Arial"/>
+                <w:b w:val="0"/>
+                <w:bCs w:val="0"/>
+                <w:i w:val="0"/>
+                <w:iCs w:val="0"/>
+                <w:sz w:val="20"/>
+                <w:szCs w:val="20"/>
+                <w:lang w:val="sv-SE"/>
+              </w:rPr>
+            </w:pPr>
+          </w:p>
+          <w:p>
+            <w:pPr>
+              <w:pStyle w:val="Sidfot"/>
+              <w:widowControl w:val="0"/>
+              <w:tabs>
+                <w:tab w:val="center" w:leader="none" w:pos="4320"/>
+                <w:tab w:val="right" w:leader="none" w:pos="8640"/>
+              </w:tabs>
+              <w:spacing w:after="0" w:line="240" w:lineRule="auto"/>
+              <w:jc w:val="center"/>
+              <w:rPr>
+                <w:rFonts w:ascii="Arial" w:hAnsi="Arial" w:eastAsia="Arial" w:cs="Arial"/>
+                <w:b w:val="0"/>
+                <w:bCs w:val="0"/>
+                <w:i w:val="0"/>
+                <w:iCs w:val="0"/>
+                <w:sz w:val="20"/>
+                <w:szCs w:val="20"/>
+                <w:lang w:val="sv-SE"/>
+              </w:rPr>
+            </w:pPr>
+            <w:r>
+              <w:rPr>
+                <w:rFonts w:ascii="Arial" w:hAnsi="Arial" w:eastAsia="Arial" w:cs="Arial"/>
+                <w:b w:val="0"/>
+                <w:bCs w:val="0"/>
+                <w:i w:val="0"/>
+                <w:iCs w:val="0"/>
+                <w:sz w:val="20"/>
+                <w:szCs w:val="20"/>
+                <w:lang w:val="en-US"/>
+              </w:rPr>
+              <w:t>Mobile testing implements a withTimeout test to verify the app provides immediate feedback if the server is unreachable.</w:t>
+            </w:r>
+          </w:p>
+        </w:tc>
+      </w:tr>
+    </w:tbl>
+    <w:p>
+      <w:pPr>
+        <w:widowControl w:val="0"/>
+        <w:bidi w:val="0"/>
+        <w:spacing w:line="240" w:lineRule="atLeast"/>
+        <w:rPr>
+          <w:rFonts w:ascii="Times New Roman" w:hAnsi="Times New Roman" w:eastAsia="Times New Roman" w:cs="Times New Roman"/>
+          <w:b w:val="0"/>
+          <w:bCs w:val="0"/>
+          <w:i w:val="0"/>
+          <w:iCs w:val="0"/>
+          <w:noProof w:val="0"/>
+          <w:sz w:val="20"/>
+          <w:szCs w:val="20"/>
+          <w:lang w:val="sv-SE"/>
+        </w:rPr>
+      </w:pPr>
+    </w:p>
+    <w:p>
+      <w:pPr>
+        <w:pStyle w:val="Normal"/>
+      </w:pPr>
+    </w:p>
+    <w:p>
+      <w:pPr>
+        <w:pStyle w:val="Rubrik1"/>
+      </w:pPr>
+    </w:p>
+    <w:p>
+      <w:pPr/>
       <w:r>
         <w:br w:type="page"/>
       </w:r>
@@ -3202,14 +4097,14 @@
           <w:rFonts w:ascii="Arial Nova" w:hAnsi="Arial Nova" w:eastAsia="Arial Nova" w:cs="Arial Nova"/>
         </w:rPr>
       </w:pPr>
-      <w:bookmarkStart w:name="_Toc1324338707" w:id="2126184834"/>
+      <w:bookmarkStart w:name="_Toc624260479" w:id="784636831"/>
       <w:r>
         <w:rPr>
           <w:rFonts w:ascii="Arial Nova" w:hAnsi="Arial Nova" w:eastAsia="Arial Nova" w:cs="Arial Nova"/>
         </w:rPr>
         <w:t>Design Item Descriptions</w:t>
       </w:r>
-      <w:bookmarkEnd w:id="2126184834"/>
+      <w:bookmarkEnd w:id="784636831"/>
     </w:p>
     <w:p>
       <w:pPr>
@@ -3221,7 +4116,7 @@
           <w:color w:val="auto"/>
         </w:rPr>
       </w:pPr>
-      <w:bookmarkStart w:name="_Toc424650860" w:id="1557815529"/>
+      <w:bookmarkStart w:name="_Toc1235860897" w:id="1777550542"/>
       <w:r>
         <w:rPr>
           <w:rFonts w:ascii="Arial" w:hAnsi="Arial" w:eastAsia="Arial" w:cs="Arial"/>
@@ -3240,7 +4135,7 @@
         </w:rPr>
         <w:t>Web (Next.js + React)</w:t>
       </w:r>
-      <w:bookmarkEnd w:id="1557815529"/>
+      <w:bookmarkEnd w:id="1777550542"/>
     </w:p>
     <w:p>
       <w:pPr>
@@ -3250,7 +4145,7 @@
           <w:lang w:val="en-GB"/>
         </w:rPr>
       </w:pPr>
-      <w:bookmarkStart w:name="_Toc1514852000" w:id="1772123747"/>
+      <w:bookmarkStart w:name="_Toc1888204937" w:id="1569134072"/>
       <w:r>
         <w:rPr>
           <w:rFonts w:ascii="Arial Nova" w:hAnsi="Arial Nova" w:eastAsia="Arial Nova" w:cs="Arial Nova"/>
@@ -3272,7 +4167,7 @@
         </w:rPr>
         <w:t>Welcome Screen</w:t>
       </w:r>
-      <w:bookmarkEnd w:id="1772123747"/>
+      <w:bookmarkEnd w:id="1569134072"/>
     </w:p>
     <w:p>
       <w:pPr>
@@ -3465,10 +4360,10 @@
           <w:lang w:val="en-GB"/>
         </w:rPr>
       </w:pPr>
-      <w:bookmarkStart w:name="_Toc1046256113" w:id="657303376"/>
+      <w:bookmarkStart w:name="_Toc671957577" w:id="1313021936"/>
       <w:r>
         <w:drawing>
-          <wp:inline wp14:editId="78BBFDD3" wp14:anchorId="74CD26E6">
+          <wp:inline wp14:editId="2A4527FF" wp14:anchorId="74CD26E6">
             <wp:extent cx="5771428" cy="3466667"/>
             <wp:effectExtent l="0" t="0" r="0" b="0"/>
             <wp:docPr id="950400950" name="drawing"/>
@@ -3551,7 +4446,7 @@
         </w:rPr>
         <w:t>Use Case Diagram, Welcome Page</w:t>
       </w:r>
-      <w:bookmarkEnd w:id="657303376"/>
+      <w:bookmarkEnd w:id="1313021936"/>
     </w:p>
     <w:p>
       <w:pPr>
@@ -3587,10 +4482,10 @@
           <w:lang w:val="en-GB"/>
         </w:rPr>
       </w:pPr>
-      <w:bookmarkStart w:name="_Toc575887894" w:id="303777925"/>
+      <w:bookmarkStart w:name="_Toc1258140566" w:id="1947224765"/>
       <w:r>
         <w:drawing>
-          <wp:inline wp14:editId="3B23D2D4" wp14:anchorId="663F62FF">
+          <wp:inline wp14:editId="594E5E23" wp14:anchorId="663F62FF">
             <wp:extent cx="5771428" cy="5009524"/>
             <wp:effectExtent l="0" t="0" r="0" b="0"/>
             <wp:docPr id="681987345" name="drawing"/>
@@ -3673,7 +4568,7 @@
         </w:rPr>
         <w:t>Sequence Diagram, Welcome Page Navigation</w:t>
       </w:r>
-      <w:bookmarkEnd w:id="303777925"/>
+      <w:bookmarkEnd w:id="1947224765"/>
     </w:p>
     <w:p>
       <w:pPr>
@@ -3701,10 +4596,10 @@
           <w:lang w:val="en-GB"/>
         </w:rPr>
       </w:pPr>
-      <w:bookmarkStart w:name="_Toc1664572877" w:id="379658859"/>
+      <w:bookmarkStart w:name="_Toc1437760012" w:id="1101595632"/>
       <w:r>
         <w:drawing>
-          <wp:inline wp14:editId="11C63910" wp14:anchorId="677B8985">
+          <wp:inline wp14:editId="0FCCCA07" wp14:anchorId="677B8985">
             <wp:extent cx="5771428" cy="2438095"/>
             <wp:effectExtent l="0" t="0" r="0" b="0"/>
             <wp:docPr id="1196073298" name="drawing"/>
@@ -3787,7 +4682,7 @@
         </w:rPr>
         <w:t>Class Diagram, Welcome Page Structure (UI + Navigation)</w:t>
       </w:r>
-      <w:bookmarkEnd w:id="379658859"/>
+      <w:bookmarkEnd w:id="1101595632"/>
     </w:p>
     <w:p>
       <w:pPr>
@@ -3866,7 +4761,7 @@
           <w:lang w:val="en-GB"/>
         </w:rPr>
       </w:pPr>
-      <w:bookmarkStart w:name="_Toc998518676" w:id="1510718248"/>
+      <w:bookmarkStart w:name="_Toc1627974920" w:id="1730381238"/>
       <w:r>
         <w:rPr>
           <w:color w:val="auto"/>
@@ -3902,7 +4797,7 @@
         </w:rPr>
         <w:t>Welcome page</w:t>
       </w:r>
-      <w:bookmarkEnd w:id="1510718248"/>
+      <w:bookmarkEnd w:id="1730381238"/>
     </w:p>
     <w:p>
       <w:pPr>
@@ -3912,7 +4807,7 @@
           <w:lang w:val="en-GB"/>
         </w:rPr>
       </w:pPr>
-      <w:bookmarkStart w:name="_Toc1226536632" w:id="59625699"/>
+      <w:bookmarkStart w:name="_Toc281936989" w:id="174236929"/>
       <w:r>
         <w:rPr>
           <w:rFonts w:ascii="Arial Nova" w:hAnsi="Arial Nova" w:eastAsia="Arial Nova" w:cs="Arial Nova"/>
@@ -3934,7 +4829,7 @@
         </w:rPr>
         <w:t>User Authentication (Login/Signup)</w:t>
       </w:r>
-      <w:bookmarkEnd w:id="59625699"/>
+      <w:bookmarkEnd w:id="174236929"/>
     </w:p>
     <w:p>
       <w:pPr>
@@ -4214,7 +5109,7 @@
           <w:lang w:val="en-GB"/>
         </w:rPr>
       </w:pPr>
-      <w:bookmarkStart w:name="_Toc1712389704" w:id="827475588"/>
+      <w:bookmarkStart w:name="_Toc1265982020" w:id="1074055053"/>
       <w:r>
         <w:rPr>
           <w:rFonts w:ascii="Arial Nova" w:hAnsi="Arial Nova" w:eastAsia="Arial Nova" w:cs="Arial Nova"/>
@@ -4263,7 +5158,7 @@
         </w:rPr>
         <w:t>Login/Signup, Use Case Diagram</w:t>
       </w:r>
-      <w:bookmarkEnd w:id="827475588"/>
+      <w:bookmarkEnd w:id="1074055053"/>
     </w:p>
     <w:p>
       <w:pPr>
@@ -4347,7 +5242,7 @@
           <w:lang w:val="en-GB"/>
         </w:rPr>
       </w:pPr>
-      <w:bookmarkStart w:name="_Toc1190617513" w:id="1132602169"/>
+      <w:bookmarkStart w:name="_Toc1378235616" w:id="1491478035"/>
       <w:r>
         <w:rPr>
           <w:rFonts w:ascii="Arial Nova" w:hAnsi="Arial Nova" w:eastAsia="Arial Nova" w:cs="Arial Nova"/>
@@ -4388,7 +5283,7 @@
         </w:rPr>
         <w:t>Login, Sequence Diagram</w:t>
       </w:r>
-      <w:bookmarkEnd w:id="1132602169"/>
+      <w:bookmarkEnd w:id="1491478035"/>
     </w:p>
     <w:p>
       <w:pPr>
@@ -4465,7 +5360,7 @@
           <w:lang w:val="en-GB"/>
         </w:rPr>
       </w:pPr>
-      <w:bookmarkStart w:name="_Toc533836436" w:id="4128221"/>
+      <w:bookmarkStart w:name="_Toc367834393" w:id="122907021"/>
       <w:r>
         <w:rPr>
           <w:rFonts w:ascii="Arial Nova" w:hAnsi="Arial Nova" w:eastAsia="Arial Nova" w:cs="Arial Nova"/>
@@ -4498,7 +5393,7 @@
         </w:rPr>
         <w:t xml:space="preserve"> Signup, Sequence Diagram</w:t>
       </w:r>
-      <w:bookmarkEnd w:id="4128221"/>
+      <w:bookmarkEnd w:id="122907021"/>
     </w:p>
     <w:p>
       <w:pPr>
@@ -4521,10 +5416,10 @@
           <w:lang w:val="en-GB"/>
         </w:rPr>
       </w:pPr>
-      <w:bookmarkStart w:name="_Toc376452037" w:id="107063990"/>
+      <w:bookmarkStart w:name="_Toc1700213481" w:id="728394721"/>
       <w:r>
         <w:drawing>
-          <wp:inline wp14:editId="7A466C42" wp14:anchorId="6FF56970">
+          <wp:inline wp14:editId="083034FA" wp14:anchorId="6FF56970">
             <wp:extent cx="5771428" cy="2723810"/>
             <wp:effectExtent l="0" t="0" r="0" b="0"/>
             <wp:docPr id="1462210578" name="drawing"/>
@@ -4600,7 +5495,7 @@
         </w:rPr>
         <w:t>Login/Signup, Class Diagram</w:t>
       </w:r>
-      <w:bookmarkEnd w:id="107063990"/>
+      <w:bookmarkEnd w:id="728394721"/>
     </w:p>
     <w:p>
       <w:pPr>
@@ -4677,7 +5572,7 @@
           <w:lang w:val="en-GB"/>
         </w:rPr>
       </w:pPr>
-      <w:bookmarkStart w:name="_Toc348862153" w:id="989359418"/>
+      <w:bookmarkStart w:name="_Toc440856988" w:id="1597121939"/>
       <w:r>
         <w:rPr>
           <w:rFonts w:ascii="Arial Nova" w:hAnsi="Arial Nova" w:eastAsia="Arial Nova" w:cs="Arial Nova"/>
@@ -4710,7 +5605,7 @@
         </w:rPr>
         <w:t xml:space="preserve"> Login Page, State Diagram</w:t>
       </w:r>
-      <w:bookmarkEnd w:id="989359418"/>
+      <w:bookmarkEnd w:id="1597121939"/>
     </w:p>
     <w:p>
       <w:pPr>
@@ -4794,7 +5689,7 @@
           <w:lang w:val="en-GB"/>
         </w:rPr>
       </w:pPr>
-      <w:bookmarkStart w:name="_Toc190377117" w:id="1261749933"/>
+      <w:bookmarkStart w:name="_Toc61231512" w:id="1601319256"/>
       <w:r>
         <w:rPr>
           <w:rFonts w:ascii="Arial Nova" w:hAnsi="Arial Nova" w:eastAsia="Arial Nova" w:cs="Arial Nova"/>
@@ -4827,7 +5722,7 @@
         </w:rPr>
         <w:t xml:space="preserve"> Signup Page, State Diagram</w:t>
       </w:r>
-      <w:bookmarkEnd w:id="1261749933"/>
+      <w:bookmarkEnd w:id="1601319256"/>
     </w:p>
     <w:p>
       <w:pPr>
@@ -4857,14 +5752,14 @@
           <w:rFonts w:ascii="Arial Nova" w:hAnsi="Arial Nova" w:eastAsia="Arial Nova" w:cs="Arial Nova"/>
         </w:rPr>
       </w:pPr>
-      <w:bookmarkStart w:name="_Toc184909222" w:id="1948981295"/>
+      <w:bookmarkStart w:name="_Toc679256046" w:id="1572003941"/>
       <w:r>
         <w:rPr>
           <w:rFonts w:ascii="Arial Nova" w:hAnsi="Arial Nova" w:eastAsia="Arial Nova" w:cs="Arial Nova"/>
         </w:rPr>
         <w:t>D3. Web Device Management Interface</w:t>
       </w:r>
-      <w:bookmarkEnd w:id="1948981295"/>
+      <w:bookmarkEnd w:id="1572003941"/>
     </w:p>
     <w:p>
       <w:pPr>
@@ -5212,14 +6107,14 @@
           <w:rFonts w:ascii="Arial Nova" w:hAnsi="Arial Nova" w:eastAsia="Arial Nova" w:cs="Arial Nova"/>
         </w:rPr>
       </w:pPr>
-      <w:bookmarkStart w:name="_Toc922529491" w:id="1009785245"/>
+      <w:bookmarkStart w:name="_Toc1130172002" w:id="852438338"/>
       <w:r>
         <w:rPr>
           <w:rFonts w:ascii="Arial Nova" w:hAnsi="Arial Nova" w:eastAsia="Arial Nova" w:cs="Arial Nova"/>
         </w:rPr>
         <w:t>D4. Web Hub Control Panel</w:t>
       </w:r>
-      <w:bookmarkEnd w:id="1009785245"/>
+      <w:bookmarkEnd w:id="852438338"/>
     </w:p>
     <w:p>
       <w:pPr>
@@ -5791,13 +6686,13 @@
           <w:lang w:val="en-GB"/>
         </w:rPr>
       </w:pPr>
-      <w:bookmarkStart w:name="_Toc581929805" w:id="1401910785"/>
+      <w:bookmarkStart w:name="_Toc497612910" w:id="221705396"/>
       <w:r>
         <w:br/>
       </w:r>
       <w:r>
         <w:drawing>
-          <wp:inline wp14:editId="4944DFC0" wp14:anchorId="3C546A22">
+          <wp:inline wp14:editId="780B1BB8" wp14:anchorId="3C546A22">
             <wp:extent cx="2914650" cy="3438525"/>
             <wp:effectExtent l="0" t="0" r="0" b="0"/>
             <wp:docPr id="630714146" name="drawing"/>
@@ -5866,7 +6761,7 @@
         </w:rPr>
         <w:t>Use Case Diagram, Hub Page</w:t>
       </w:r>
-      <w:bookmarkEnd w:id="1401910785"/>
+      <w:bookmarkEnd w:id="221705396"/>
     </w:p>
     <w:p>
       <w:pPr>
@@ -5882,10 +6777,10 @@
           <w:lang w:val="en-GB"/>
         </w:rPr>
       </w:pPr>
-      <w:bookmarkStart w:name="_Toc1804110889" w:id="408267611"/>
+      <w:bookmarkStart w:name="_Toc373850283" w:id="1666381071"/>
       <w:r>
         <w:drawing>
-          <wp:inline wp14:editId="6D485388" wp14:anchorId="5CE14A63">
+          <wp:inline wp14:editId="028CDF46" wp14:anchorId="5CE14A63">
             <wp:extent cx="5771428" cy="4066666"/>
             <wp:effectExtent l="0" t="0" r="0" b="0"/>
             <wp:docPr id="440478534" name="drawing"/>
@@ -5966,7 +6861,7 @@
         </w:rPr>
         <w:t xml:space="preserve"> Class Diagram, Hub Page (components + state + logic)</w:t>
       </w:r>
-      <w:bookmarkEnd w:id="408267611"/>
+      <w:bookmarkEnd w:id="1666381071"/>
     </w:p>
     <w:p>
       <w:pPr>
@@ -6045,7 +6940,7 @@
           <w:lang w:val="en-GB"/>
         </w:rPr>
       </w:pPr>
-      <w:bookmarkStart w:name="_Toc1211413265" w:id="76518231"/>
+      <w:bookmarkStart w:name="_Toc562215026" w:id="1183482985"/>
       <w:r>
         <w:rPr>
           <w:rFonts w:ascii="Arial Nova" w:hAnsi="Arial Nova" w:eastAsia="Arial Nova" w:cs="Arial Nova"/>
@@ -6118,7 +7013,7 @@
         </w:rPr>
         <w:t xml:space="preserve"> page</w:t>
       </w:r>
-      <w:bookmarkEnd w:id="76518231"/>
+      <w:bookmarkEnd w:id="1183482985"/>
     </w:p>
     <w:p>
       <w:pPr>
@@ -6141,10 +7036,10 @@
           <w:lang w:val="en-GB"/>
         </w:rPr>
       </w:pPr>
-      <w:bookmarkStart w:name="_Toc875506990" w:id="730650283"/>
+      <w:bookmarkStart w:name="_Toc1463619597" w:id="1543503597"/>
       <w:r>
         <w:drawing>
-          <wp:inline wp14:editId="23C3FF3F" wp14:anchorId="7D2D8EAC">
+          <wp:inline wp14:editId="7754B7DD" wp14:anchorId="7D2D8EAC">
             <wp:extent cx="5771428" cy="1933333"/>
             <wp:effectExtent l="0" t="0" r="0" b="0"/>
             <wp:docPr id="405487248" name="drawing"/>
@@ -6220,7 +7115,7 @@
         </w:rPr>
         <w:t xml:space="preserve"> Hub Page, State Diagram</w:t>
       </w:r>
-      <w:bookmarkEnd w:id="730650283"/>
+      <w:bookmarkEnd w:id="1543503597"/>
     </w:p>
     <w:p>
       <w:pPr>
@@ -6250,7 +7145,7 @@
           <w:lang w:val="sv-SE"/>
         </w:rPr>
       </w:pPr>
-      <w:bookmarkStart w:name="_Toc1785644680" w:id="1921899147"/>
+      <w:bookmarkStart w:name="_Toc114348062" w:id="883224254"/>
       <w:r>
         <w:rPr>
           <w:noProof w:val="0"/>
@@ -6265,7 +7160,7 @@
         </w:rPr>
         <w:t>Accessibility Themes</w:t>
       </w:r>
-      <w:bookmarkEnd w:id="1921899147"/>
+      <w:bookmarkEnd w:id="883224254"/>
     </w:p>
     <w:p>
       <w:pPr>
@@ -6550,10 +7445,10 @@
           <w:lang w:val="en-US"/>
         </w:rPr>
       </w:pPr>
-      <w:bookmarkStart w:name="_Toc1269043687" w:id="452218784"/>
+      <w:bookmarkStart w:name="_Toc855259729" w:id="492964863"/>
       <w:r>
         <w:drawing>
-          <wp:inline wp14:editId="029510D6" wp14:anchorId="27893BB2">
+          <wp:inline wp14:editId="45D3C67D" wp14:anchorId="27893BB2">
             <wp:extent cx="5762625" cy="2857500"/>
             <wp:effectExtent l="0" t="0" r="0" b="0"/>
             <wp:docPr id="1689837541" name="drawing"/>
@@ -6618,7 +7513,7 @@
         </w:rPr>
         <w:t>Protanopia</w:t>
       </w:r>
-      <w:bookmarkEnd w:id="452218784"/>
+      <w:bookmarkEnd w:id="492964863"/>
     </w:p>
     <w:p>
       <w:pPr>
@@ -6713,10 +7608,10 @@
           <w:lang w:val="en-US"/>
         </w:rPr>
       </w:pPr>
-      <w:bookmarkStart w:name="_Toc576510662" w:id="928681001"/>
+      <w:bookmarkStart w:name="_Toc1954605163" w:id="1441929457"/>
       <w:r>
         <w:drawing>
-          <wp:inline wp14:editId="4A9A962E" wp14:anchorId="6B607BB8">
+          <wp:inline wp14:editId="35FE2D2E" wp14:anchorId="6B607BB8">
             <wp:extent cx="5762625" cy="2857500"/>
             <wp:effectExtent l="0" t="0" r="0" b="0"/>
             <wp:docPr id="1505849134" name="drawing"/>
@@ -6765,7 +7660,7 @@
         </w:rPr>
         <w:t>Design Item 16: Web Accessibility Theme – Deuteranopia</w:t>
       </w:r>
-      <w:bookmarkEnd w:id="928681001"/>
+      <w:bookmarkEnd w:id="1441929457"/>
     </w:p>
     <w:p>
       <w:pPr>
@@ -6788,10 +7683,10 @@
           <w:lang w:val="en-US"/>
         </w:rPr>
       </w:pPr>
-      <w:bookmarkStart w:name="_Toc838943816" w:id="1291572936"/>
+      <w:bookmarkStart w:name="_Toc787816159" w:id="1090106797"/>
       <w:r>
         <w:drawing>
-          <wp:inline wp14:editId="109C221C" wp14:anchorId="57C1650C">
+          <wp:inline wp14:editId="18935486" wp14:anchorId="57C1650C">
             <wp:extent cx="5762625" cy="2857500"/>
             <wp:effectExtent l="0" t="0" r="0" b="0"/>
             <wp:docPr id="317023097" name="drawing"/>
@@ -6840,7 +7735,7 @@
         </w:rPr>
         <w:t>Design Item 17: Web Accessibility Theme: Tritanopia</w:t>
       </w:r>
-      <w:bookmarkEnd w:id="1291572936"/>
+      <w:bookmarkEnd w:id="1090106797"/>
     </w:p>
     <w:p>
       <w:pPr>
@@ -6880,7 +7775,7 @@
           <w:lang w:val="sv-SE"/>
         </w:rPr>
       </w:pPr>
-      <w:bookmarkStart w:name="_Toc932046292" w:id="97345723"/>
+      <w:bookmarkStart w:name="_Toc531205276" w:id="1217050357"/>
       <w:r>
         <w:rPr>
           <w:noProof w:val="0"/>
@@ -6916,7 +7811,7 @@
         </w:rPr>
         <w:t xml:space="preserve"> Music Interface</w:t>
       </w:r>
-      <w:bookmarkEnd w:id="97345723"/>
+      <w:bookmarkEnd w:id="1217050357"/>
     </w:p>
     <w:p>
       <w:pPr>
@@ -7206,10 +8101,10 @@
           <w:lang w:val="en-US"/>
         </w:rPr>
       </w:pPr>
-      <w:bookmarkStart w:name="_Toc917821223" w:id="1383885052"/>
+      <w:bookmarkStart w:name="_Toc1502454503" w:id="55455702"/>
       <w:r>
         <w:drawing>
-          <wp:inline wp14:editId="0186D3E5" wp14:anchorId="5EA2565B">
+          <wp:inline wp14:editId="37725BCB" wp14:anchorId="5EA2565B">
             <wp:extent cx="5762625" cy="2857500"/>
             <wp:effectExtent l="0" t="0" r="0" b="0"/>
             <wp:docPr id="1077631122" name="drawing"/>
@@ -7272,7 +8167,7 @@
         </w:rPr>
         <w:t>.</w:t>
       </w:r>
-      <w:bookmarkEnd w:id="1383885052"/>
+      <w:bookmarkEnd w:id="55455702"/>
     </w:p>
     <w:p>
       <w:pPr>
@@ -7295,7 +8190,7 @@
           <w:lang w:val="en-US"/>
         </w:rPr>
       </w:pPr>
-      <w:bookmarkStart w:name="_Toc540393740" w:id="1338429753"/>
+      <w:bookmarkStart w:name="_Toc1026989065" w:id="1290181789"/>
       <w:r>
         <w:rPr>
           <w:rFonts w:ascii="Arial Nova" w:hAnsi="Arial Nova" w:eastAsia="Arial Nova" w:cs="Arial Nova"/>
@@ -7316,7 +8211,7 @@
         </w:rPr>
         <w:t>Mobile (Expo + React Native)</w:t>
       </w:r>
-      <w:bookmarkEnd w:id="1338429753"/>
+      <w:bookmarkEnd w:id="1290181789"/>
     </w:p>
     <w:p>
       <w:pPr>
@@ -7326,7 +8221,7 @@
           <w:lang w:val="en-US"/>
         </w:rPr>
       </w:pPr>
-      <w:bookmarkStart w:name="_Toc208527453" w:id="426798838"/>
+      <w:bookmarkStart w:name="_Toc195385159" w:id="2020057504"/>
       <w:r>
         <w:rPr>
           <w:rFonts w:ascii="Arial Nova" w:hAnsi="Arial Nova" w:eastAsia="Arial Nova" w:cs="Arial Nova"/>
@@ -7355,7 +8250,7 @@
         </w:rPr>
         <w:t>Mobile Login/Signup</w:t>
       </w:r>
-      <w:bookmarkEnd w:id="426798838"/>
+      <w:bookmarkEnd w:id="2020057504"/>
     </w:p>
     <w:p>
       <w:pPr>
@@ -7488,7 +8383,7 @@
           <w:color w:val="auto"/>
         </w:rPr>
       </w:pPr>
-      <w:bookmarkStart w:name="_Toc1019363851" w:id="807224408"/>
+      <w:bookmarkStart w:name="_Toc1206771025" w:id="1616494746"/>
       <w:r>
         <w:rPr>
           <w:rFonts w:ascii="Arial Nova" w:hAnsi="Arial Nova" w:eastAsia="Arial Nova" w:cs="Arial Nova"/>
@@ -7524,7 +8419,7 @@
         </w:rPr>
         <w:t xml:space="preserve"> Case Diagram</w:t>
       </w:r>
-      <w:bookmarkEnd w:id="807224408"/>
+      <w:bookmarkEnd w:id="1616494746"/>
     </w:p>
     <w:p>
       <w:pPr>
@@ -7548,10 +8443,10 @@
           <w:color w:val="auto"/>
         </w:rPr>
       </w:pPr>
-      <w:bookmarkStart w:name="_Toc228092747" w:id="702636267"/>
+      <w:bookmarkStart w:name="_Toc807389346" w:id="558621434"/>
       <w:r>
         <w:drawing>
-          <wp:inline wp14:editId="6567D60A" wp14:anchorId="213A9EC4">
+          <wp:inline wp14:editId="263ECC20" wp14:anchorId="213A9EC4">
             <wp:extent cx="3209925" cy="4638675"/>
             <wp:effectExtent l="0" t="0" r="0" b="0"/>
             <wp:docPr id="340754848" name="drawing"/>
@@ -7619,7 +8514,7 @@
         </w:rPr>
         <w:t>Class Diagram</w:t>
       </w:r>
-      <w:bookmarkEnd w:id="702636267"/>
+      <w:bookmarkEnd w:id="558621434"/>
     </w:p>
     <w:p>
       <w:pPr>
@@ -7630,10 +8525,10 @@
           <w:color w:val="auto"/>
         </w:rPr>
       </w:pPr>
-      <w:bookmarkStart w:name="_Toc1203520974" w:id="980222943"/>
+      <w:bookmarkStart w:name="_Toc1535799744" w:id="996302870"/>
       <w:r>
         <w:drawing>
-          <wp:inline wp14:editId="5B0BF095" wp14:anchorId="13E8025C">
+          <wp:inline wp14:editId="23FB4FC5" wp14:anchorId="13E8025C">
             <wp:extent cx="4505325" cy="2921511"/>
             <wp:effectExtent l="0" t="0" r="0" b="0"/>
             <wp:docPr id="51039414" name="drawing"/>
@@ -7726,7 +8621,7 @@
         </w:rPr>
         <w:t xml:space="preserve"> Diagram</w:t>
       </w:r>
-      <w:bookmarkEnd w:id="980222943"/>
+      <w:bookmarkEnd w:id="996302870"/>
     </w:p>
     <w:p>
       <w:pPr>
@@ -7791,7 +8686,7 @@
           <w:color w:val="auto"/>
         </w:rPr>
       </w:pPr>
-      <w:bookmarkStart w:name="_Toc418094537" w:id="1328845973"/>
+      <w:bookmarkStart w:name="_Toc1058731756" w:id="2044731912"/>
       <w:r>
         <w:rPr>
           <w:rFonts w:ascii="Arial Nova" w:hAnsi="Arial Nova" w:eastAsia="Arial Nova" w:cs="Arial Nova"/>
@@ -7820,7 +8715,7 @@
         </w:rPr>
         <w:t>State Diagram</w:t>
       </w:r>
-      <w:bookmarkEnd w:id="1328845973"/>
+      <w:bookmarkEnd w:id="2044731912"/>
     </w:p>
     <w:p>
       <w:pPr>
@@ -7839,10 +8734,10 @@
           <w:color w:val="auto"/>
         </w:rPr>
       </w:pPr>
-      <w:bookmarkStart w:name="_Toc748142092" w:id="1775492817"/>
+      <w:bookmarkStart w:name="_Toc1351749214" w:id="1357867441"/>
       <w:r>
         <w:drawing>
-          <wp:inline wp14:editId="6D430569" wp14:anchorId="18D5C0DD">
+          <wp:inline wp14:editId="4C8DB0DD" wp14:anchorId="18D5C0DD">
             <wp:extent cx="2466975" cy="5400732"/>
             <wp:effectExtent l="0" t="0" r="0" b="0"/>
             <wp:docPr id="1144892516" name="drawing"/>
@@ -7941,7 +8836,7 @@
         </w:rPr>
         <w:t>Screen</w:t>
       </w:r>
-      <w:bookmarkEnd w:id="1775492817"/>
+      <w:bookmarkEnd w:id="1357867441"/>
     </w:p>
     <w:p>
       <w:pPr>
@@ -8007,7 +8902,7 @@
           <w:color w:val="auto"/>
         </w:rPr>
       </w:pPr>
-      <w:bookmarkStart w:name="_Toc862267906" w:id="1904182534"/>
+      <w:bookmarkStart w:name="_Toc1851716957" w:id="1690879215"/>
       <w:r>
         <w:rPr>
           <w:rFonts w:ascii="Arial Nova" w:hAnsi="Arial Nova" w:eastAsia="Arial Nova" w:cs="Arial Nova"/>
@@ -8057,7 +8952,7 @@
         </w:rPr>
         <w:t>Screen</w:t>
       </w:r>
-      <w:bookmarkEnd w:id="1904182534"/>
+      <w:bookmarkEnd w:id="1690879215"/>
     </w:p>
     <w:p>
       <w:pPr>
@@ -8080,7 +8975,7 @@
           <w:lang w:val="en-US" w:eastAsia="en-US"/>
         </w:rPr>
       </w:pPr>
-      <w:bookmarkStart w:name="_Toc929096088" w:id="1082972327"/>
+      <w:bookmarkStart w:name="_Toc628887363" w:id="931779491"/>
       <w:r>
         <w:rPr>
           <w:rFonts w:ascii="Arial Nova" w:hAnsi="Arial Nova" w:eastAsia="Arial Nova" w:cs="Arial Nova"/>
@@ -8102,7 +8997,7 @@
         </w:rPr>
         <w:t xml:space="preserve"> - Mobile Control Devices in Device Hub</w:t>
       </w:r>
-      <w:bookmarkEnd w:id="1082972327"/>
+      <w:bookmarkEnd w:id="931779491"/>
     </w:p>
     <w:p>
       <w:pPr>
@@ -8156,10 +9051,10 @@
           <w:color w:val="auto"/>
         </w:rPr>
       </w:pPr>
-      <w:bookmarkStart w:name="_Toc1437239939" w:id="1614745158"/>
+      <w:bookmarkStart w:name="_Toc1892723438" w:id="161264948"/>
       <w:r>
         <w:drawing>
-          <wp:inline wp14:editId="613F64EB" wp14:anchorId="6B1B099A">
+          <wp:inline wp14:editId="304075DE" wp14:anchorId="6B1B099A">
             <wp:extent cx="4124325" cy="4381500"/>
             <wp:effectExtent l="0" t="0" r="0" b="0"/>
             <wp:docPr id="1675585299" name="drawing"/>
@@ -8233,7 +9128,7 @@
         </w:rPr>
         <w:t xml:space="preserve"> Case Diagram</w:t>
       </w:r>
-      <w:bookmarkEnd w:id="1614745158"/>
+      <w:bookmarkEnd w:id="161264948"/>
     </w:p>
     <w:p>
       <w:pPr>
@@ -8245,10 +9140,10 @@
           <w:color w:val="auto"/>
         </w:rPr>
       </w:pPr>
-      <w:bookmarkStart w:name="_Toc1203579575" w:id="1414759607"/>
+      <w:bookmarkStart w:name="_Toc640305085" w:id="366424972"/>
       <w:r>
         <w:drawing>
-          <wp:inline wp14:editId="64DBC01E" wp14:anchorId="673DF4E5">
+          <wp:inline wp14:editId="45D8A7A9" wp14:anchorId="673DF4E5">
             <wp:extent cx="2724150" cy="5762625"/>
             <wp:effectExtent l="0" t="0" r="0" b="0"/>
             <wp:docPr id="784241901" name="drawing"/>
@@ -8316,7 +9211,7 @@
         </w:rPr>
         <w:t>Class Diagram</w:t>
       </w:r>
-      <w:bookmarkEnd w:id="1414759607"/>
+      <w:bookmarkEnd w:id="366424972"/>
     </w:p>
     <w:p>
       <w:pPr>
@@ -8382,7 +9277,7 @@
           <w:lang w:eastAsia="en-US"/>
         </w:rPr>
       </w:pPr>
-      <w:bookmarkStart w:name="_Toc666867081" w:id="929600632"/>
+      <w:bookmarkStart w:name="_Toc1347900491" w:id="339094832"/>
       <w:r>
         <w:rPr>
           <w:rFonts w:ascii="Arial Nova" w:hAnsi="Arial Nova" w:eastAsia="Arial Nova" w:cs="Arial Nova"/>
@@ -8432,7 +9327,7 @@
         </w:rPr>
         <w:t xml:space="preserve"> Diagram</w:t>
       </w:r>
-      <w:bookmarkEnd w:id="929600632"/>
+      <w:bookmarkEnd w:id="339094832"/>
     </w:p>
     <w:p>
       <w:pPr>
@@ -8443,10 +9338,10 @@
           <w:color w:val="auto"/>
         </w:rPr>
       </w:pPr>
-      <w:bookmarkStart w:name="_Toc1520096703" w:id="1443606369"/>
+      <w:bookmarkStart w:name="_Toc2009316190" w:id="999090985"/>
       <w:r>
         <w:drawing>
-          <wp:inline wp14:editId="1CC92EF4" wp14:anchorId="6F59144A">
+          <wp:inline wp14:editId="5CB61501" wp14:anchorId="6F59144A">
             <wp:extent cx="5762625" cy="2505075"/>
             <wp:effectExtent l="0" t="0" r="0" b="0"/>
             <wp:docPr id="606144176" name="drawing"/>
@@ -8511,7 +9406,7 @@
         </w:rPr>
         <w:t>State Diagram</w:t>
       </w:r>
-      <w:bookmarkEnd w:id="1443606369"/>
+      <w:bookmarkEnd w:id="999090985"/>
     </w:p>
     <w:p>
       <w:pPr>
@@ -8591,7 +9486,7 @@
           <w:color w:val="auto"/>
         </w:rPr>
       </w:pPr>
-      <w:bookmarkStart w:name="_Toc1518243388" w:id="1263860245"/>
+      <w:bookmarkStart w:name="_Toc344893589" w:id="1287657541"/>
       <w:r>
         <w:rPr>
           <w:color w:val="auto"/>
@@ -8658,7 +9553,7 @@
         </w:rPr>
         <w:t>Hub</w:t>
       </w:r>
-      <w:bookmarkEnd w:id="1263860245"/>
+      <w:bookmarkEnd w:id="1287657541"/>
     </w:p>
     <w:p>
       <w:pPr>
@@ -8670,7 +9565,7 @@
           <w:lang w:val="en-US" w:eastAsia="en-US"/>
         </w:rPr>
       </w:pPr>
-      <w:bookmarkStart w:name="_Toc1389262145" w:id="2008233222"/>
+      <w:bookmarkStart w:name="_Toc94413231" w:id="2092782620"/>
       <w:r>
         <w:rPr>
           <w:rFonts w:ascii="Arial Nova" w:hAnsi="Arial Nova" w:eastAsia="Arial Nova" w:cs="Arial Nova"/>
@@ -8692,7 +9587,7 @@
         </w:rPr>
         <w:t xml:space="preserve"> – Mobile Database Connection</w:t>
       </w:r>
-      <w:bookmarkEnd w:id="2008233222"/>
+      <w:bookmarkEnd w:id="2092782620"/>
     </w:p>
     <w:p>
       <w:pPr>
@@ -8774,7 +9669,7 @@
           <w:color w:val="auto"/>
         </w:rPr>
       </w:pPr>
-      <w:bookmarkStart w:name="_Toc101057964" w:id="297558315"/>
+      <w:bookmarkStart w:name="_Toc540402832" w:id="1429790696"/>
       <w:r>
         <w:rPr>
           <w:color w:val="auto"/>
@@ -8805,7 +9700,7 @@
         </w:rPr>
         <w:t xml:space="preserve"> Case Diagram</w:t>
       </w:r>
-      <w:bookmarkEnd w:id="297558315"/>
+      <w:bookmarkEnd w:id="1429790696"/>
     </w:p>
     <w:p>
       <w:pPr>
@@ -8816,10 +9711,10 @@
           <w:color w:val="auto"/>
         </w:rPr>
       </w:pPr>
-      <w:bookmarkStart w:name="_Toc1446946610" w:id="1489773865"/>
+      <w:bookmarkStart w:name="_Toc1830783567" w:id="195899899"/>
       <w:r>
         <w:drawing>
-          <wp:inline wp14:editId="0A2429EE" wp14:anchorId="0D6667CB">
+          <wp:inline wp14:editId="181B6FF0" wp14:anchorId="0D6667CB">
             <wp:extent cx="5105400" cy="3257550"/>
             <wp:effectExtent l="0" t="0" r="0" b="0"/>
             <wp:docPr id="1532772322" name="drawing"/>
@@ -8887,7 +9782,7 @@
         </w:rPr>
         <w:t>Class Diagram</w:t>
       </w:r>
-      <w:bookmarkEnd w:id="1489773865"/>
+      <w:bookmarkEnd w:id="195899899"/>
     </w:p>
     <w:p>
       <w:pPr>
@@ -8898,10 +9793,10 @@
           <w:color w:val="auto"/>
         </w:rPr>
       </w:pPr>
-      <w:bookmarkStart w:name="_Toc458003886" w:id="1444568274"/>
+      <w:bookmarkStart w:name="_Toc100406645" w:id="1647890"/>
       <w:r>
         <w:drawing>
-          <wp:inline wp14:editId="44D6782D" wp14:anchorId="698DBAAF">
+          <wp:inline wp14:editId="2CC87F1B" wp14:anchorId="698DBAAF">
             <wp:extent cx="5762625" cy="5734050"/>
             <wp:effectExtent l="0" t="0" r="0" b="0"/>
             <wp:docPr id="339477995" name="drawing"/>
@@ -8984,7 +9879,7 @@
         </w:rPr>
         <w:t xml:space="preserve"> Diagram</w:t>
       </w:r>
-      <w:bookmarkEnd w:id="1444568274"/>
+      <w:bookmarkEnd w:id="1647890"/>
     </w:p>
     <w:p>
       <w:pPr>
@@ -9065,7 +9960,7 @@
         </w:rPr>
       </w:pPr>
       <w:bookmarkStart w:name="_Toc758579126" w:id="40"/>
-      <w:bookmarkStart w:name="_Toc301146777" w:id="647115323"/>
+      <w:bookmarkStart w:name="_Toc1087557340" w:id="946081077"/>
       <w:r>
         <w:rPr>
           <w:color w:val="auto"/>
@@ -9091,7 +9986,7 @@
         <w:t>State Diagram</w:t>
       </w:r>
       <w:bookmarkEnd w:id="40"/>
-      <w:bookmarkEnd w:id="647115323"/>
+      <w:bookmarkEnd w:id="946081077"/>
     </w:p>
     <w:sectPr>
       <w:pgSz w:w="11906" w:h="16838" w:orient="portrait"/>
@@ -10758,6 +11653,32 @@
       <w:ind w:left="220"/>
     </w:pPr>
   </w:style>
+  <w:style xmlns:w="http://schemas.openxmlformats.org/wordprocessingml/2006/main" w:type="table" w:styleId="TableGrid">
+    <w:name xmlns:w="http://schemas.openxmlformats.org/wordprocessingml/2006/main" w:val="Table Grid"/>
+    <w:basedOn xmlns:w="http://schemas.openxmlformats.org/wordprocessingml/2006/main" w:val="Normaltabell"/>
+    <w:uiPriority xmlns:w="http://schemas.openxmlformats.org/wordprocessingml/2006/main" w:val="59"/>
+    <w:rsid xmlns:w="http://schemas.openxmlformats.org/wordprocessingml/2006/main" w:val="00FB4123"/>
+    <w:pPr xmlns:w="http://schemas.openxmlformats.org/wordprocessingml/2006/main">
+      <w:spacing w:after="0" w:line="240" w:lineRule="auto"/>
+    </w:pPr>
+    <w:tblPr xmlns:w="http://schemas.openxmlformats.org/wordprocessingml/2006/main">
+      <w:tblInd w:w="0" w:type="dxa"/>
+      <w:tblBorders>
+        <w:top w:val="single" w:color="000000" w:themeColor="text1" w:sz="4" w:space="0"/>
+        <w:left w:val="single" w:color="000000" w:themeColor="text1" w:sz="4" w:space="0"/>
+        <w:bottom w:val="single" w:color="000000" w:themeColor="text1" w:sz="4" w:space="0"/>
+        <w:right w:val="single" w:color="000000" w:themeColor="text1" w:sz="4" w:space="0"/>
+        <w:insideH w:val="single" w:color="000000" w:themeColor="text1" w:sz="4" w:space="0"/>
+        <w:insideV w:val="single" w:color="000000" w:themeColor="text1" w:sz="4" w:space="0"/>
+      </w:tblBorders>
+      <w:tblCellMar>
+        <w:top w:w="0" w:type="dxa"/>
+        <w:left w:w="108" w:type="dxa"/>
+        <w:bottom w:w="0" w:type="dxa"/>
+        <w:right w:w="108" w:type="dxa"/>
+      </w:tblCellMar>
+    </w:tblPr>
+  </w:style>
 </w:styles>
 </file>
 
